--- a/Eze_Dominion_Chapters_4.docx
+++ b/Eze_Dominion_Chapters_4.docx
@@ -2,2033 +2,6 @@
 <file path=word/document.xml><?xml version="1.0" encoding="utf-8"?>
 <w:document xmlns:wpc="http://schemas.microsoft.com/office/word/2010/wordprocessingCanvas" xmlns:mo="http://schemas.microsoft.com/office/mac/office/2008/main" xmlns:mc="http://schemas.openxmlformats.org/markup-compatibility/2006" xmlns:mv="urn:schemas-microsoft-com:mac:vml" xmlns:o="urn:schemas-microsoft-com:office:office" xmlns:r="http://schemas.openxmlformats.org/officeDocument/2006/relationships" xmlns:m="http://schemas.openxmlformats.org/officeDocument/2006/math" xmlns:v="urn:schemas-microsoft-com:vml" xmlns:wp14="http://schemas.microsoft.com/office/word/2010/wordprocessingDrawing" xmlns:wp="http://schemas.openxmlformats.org/drawingml/2006/wordprocessingDrawing" xmlns:w10="urn:schemas-microsoft-com:office:word" xmlns:w="http://schemas.openxmlformats.org/wordprocessingml/2006/main" xmlns:w14="http://schemas.microsoft.com/office/word/2010/wordml" xmlns:wpg="http://schemas.microsoft.com/office/word/2010/wordprocessingGroup" xmlns:wpi="http://schemas.microsoft.com/office/word/2010/wordprocessingInk" xmlns:wne="http://schemas.microsoft.com/office/word/2006/wordml" xmlns:wps="http://schemas.microsoft.com/office/word/2010/wordprocessingShape" mc:Ignorable="w14 wp14">
   <w:body>
-    <w:p>
-      <w:pPr>
-        <w:spacing w:line="240" w:lineRule="auto" w:before="0" w:after="0"/>
-        <w:ind w:firstLine="0"/>
-        <w:jc w:val="center"/>
-      </w:pPr>
-      <w:r>
-        <w:rPr>
-          <w:rFonts w:ascii="Times New Roman" w:hAnsi="Times New Roman" w:eastAsia="Times New Roman"/>
-          <w:b/>
-          <w:i w:val="0"/>
-          <w:sz w:val="28"/>
-        </w:rPr>
-        <w:t>UNIVERSITY OF NIGERIA, NSUKKA</w:t>
-      </w:r>
-    </w:p>
-    <w:p>
-      <w:pPr>
-        <w:spacing w:line="240" w:lineRule="auto" w:before="0" w:after="0"/>
-        <w:ind w:firstLine="0"/>
-        <w:jc w:val="center"/>
-      </w:pPr>
-      <w:r>
-        <w:rPr>
-          <w:rFonts w:ascii="Times New Roman" w:hAnsi="Times New Roman" w:eastAsia="Times New Roman"/>
-          <w:b/>
-          <w:i w:val="0"/>
-          <w:sz w:val="28"/>
-        </w:rPr>
-        <w:t>FACULTY OF PHYSICAL SCIENCES</w:t>
-      </w:r>
-    </w:p>
-    <w:p>
-      <w:pPr>
-        <w:spacing w:line="240" w:lineRule="auto" w:before="0" w:after="0"/>
-        <w:ind w:firstLine="0"/>
-        <w:jc w:val="center"/>
-      </w:pPr>
-      <w:r>
-        <w:rPr>
-          <w:rFonts w:ascii="Times New Roman" w:hAnsi="Times New Roman" w:eastAsia="Times New Roman"/>
-          <w:b/>
-          <w:i w:val="0"/>
-          <w:sz w:val="28"/>
-        </w:rPr>
-        <w:t>DEPARTMENT OF COMPUTER SCIENCE</w:t>
-      </w:r>
-    </w:p>
-    <w:p>
-      <w:pPr>
-        <w:spacing w:line="240" w:lineRule="auto" w:before="0" w:after="0"/>
-        <w:ind w:firstLine="0"/>
-        <w:jc w:val="center"/>
-      </w:pPr>
-      <w:r>
-        <w:rPr>
-          <w:rFonts w:ascii="Times New Roman" w:hAnsi="Times New Roman" w:eastAsia="Times New Roman"/>
-          <w:b w:val="0"/>
-          <w:i w:val="0"/>
-          <w:sz w:val="28"/>
-        </w:rPr>
-      </w:r>
-    </w:p>
-    <w:p>
-      <w:pPr>
-        <w:spacing w:line="240" w:lineRule="auto" w:before="120" w:after="120"/>
-        <w:ind w:firstLine="0"/>
-        <w:jc w:val="center"/>
-      </w:pPr>
-      <w:r>
-        <w:rPr>
-          <w:rFonts w:ascii="Times New Roman" w:hAnsi="Times New Roman" w:eastAsia="Times New Roman"/>
-          <w:b/>
-          <w:i w:val="0"/>
-          <w:sz w:val="28"/>
-        </w:rPr>
-        <w:t>AN ONLINE STUDENTS' SYSTEM FOR PREKNOWLEDGE AND OVERVIEW OF LECTURERS</w:t>
-      </w:r>
-    </w:p>
-    <w:p>
-      <w:pPr>
-        <w:spacing w:line="240" w:lineRule="auto" w:before="0" w:after="0"/>
-        <w:ind w:firstLine="0"/>
-        <w:jc w:val="center"/>
-      </w:pPr>
-      <w:r>
-        <w:rPr>
-          <w:rFonts w:ascii="Times New Roman" w:hAnsi="Times New Roman" w:eastAsia="Times New Roman"/>
-          <w:b w:val="0"/>
-          <w:i w:val="0"/>
-          <w:sz w:val="28"/>
-        </w:rPr>
-      </w:r>
-    </w:p>
-    <w:p>
-      <w:pPr>
-        <w:spacing w:line="240" w:lineRule="auto" w:before="0" w:after="0"/>
-        <w:ind w:firstLine="0"/>
-        <w:jc w:val="center"/>
-      </w:pPr>
-      <w:r>
-        <w:rPr>
-          <w:rFonts w:ascii="Times New Roman" w:hAnsi="Times New Roman" w:eastAsia="Times New Roman"/>
-          <w:b/>
-          <w:i w:val="0"/>
-          <w:sz w:val="28"/>
-        </w:rPr>
-        <w:t>A PROJECT REPORT</w:t>
-      </w:r>
-    </w:p>
-    <w:p>
-      <w:pPr>
-        <w:spacing w:line="240" w:lineRule="auto" w:before="80" w:after="80"/>
-        <w:ind w:firstLine="0"/>
-        <w:jc w:val="center"/>
-      </w:pPr>
-      <w:r>
-        <w:rPr>
-          <w:rFonts w:ascii="Times New Roman" w:hAnsi="Times New Roman" w:eastAsia="Times New Roman"/>
-          <w:b w:val="0"/>
-          <w:i w:val="0"/>
-          <w:sz w:val="28"/>
-        </w:rPr>
-        <w:t>SUBMITTED IN PARTIAL FULFILMENT OF THE REQUIREMENTS FOR THE AWARD OF THE DEGREE OF</w:t>
-      </w:r>
-    </w:p>
-    <w:p>
-      <w:pPr>
-        <w:spacing w:line="240" w:lineRule="auto" w:before="0" w:after="0"/>
-        <w:ind w:firstLine="0"/>
-        <w:jc w:val="center"/>
-      </w:pPr>
-      <w:r>
-        <w:rPr>
-          <w:rFonts w:ascii="Times New Roman" w:hAnsi="Times New Roman" w:eastAsia="Times New Roman"/>
-          <w:b/>
-          <w:i w:val="0"/>
-          <w:sz w:val="28"/>
-        </w:rPr>
-        <w:t>BACHELOR OF SCIENCE (B.Sc.) IN COMPUTER SCIENCE</w:t>
-      </w:r>
-    </w:p>
-    <w:p>
-      <w:pPr>
-        <w:spacing w:line="240" w:lineRule="auto" w:before="0" w:after="0"/>
-        <w:ind w:firstLine="0"/>
-        <w:jc w:val="center"/>
-      </w:pPr>
-      <w:r>
-        <w:rPr>
-          <w:rFonts w:ascii="Times New Roman" w:hAnsi="Times New Roman" w:eastAsia="Times New Roman"/>
-          <w:b w:val="0"/>
-          <w:i w:val="0"/>
-          <w:sz w:val="28"/>
-        </w:rPr>
-      </w:r>
-    </w:p>
-    <w:p>
-      <w:pPr>
-        <w:spacing w:line="240" w:lineRule="auto" w:before="0" w:after="0"/>
-        <w:ind w:firstLine="0"/>
-        <w:jc w:val="center"/>
-      </w:pPr>
-      <w:r>
-        <w:rPr>
-          <w:rFonts w:ascii="Times New Roman" w:hAnsi="Times New Roman" w:eastAsia="Times New Roman"/>
-          <w:b/>
-          <w:i w:val="0"/>
-          <w:sz w:val="28"/>
-        </w:rPr>
-        <w:t>BY</w:t>
-      </w:r>
-    </w:p>
-    <w:p>
-      <w:pPr>
-        <w:spacing w:line="240" w:lineRule="auto" w:before="0" w:after="0"/>
-        <w:ind w:firstLine="0"/>
-        <w:jc w:val="center"/>
-      </w:pPr>
-      <w:r>
-        <w:rPr>
-          <w:rFonts w:ascii="Times New Roman" w:hAnsi="Times New Roman" w:eastAsia="Times New Roman"/>
-          <w:b w:val="0"/>
-          <w:i w:val="0"/>
-          <w:sz w:val="28"/>
-        </w:rPr>
-      </w:r>
-    </w:p>
-    <w:p>
-      <w:pPr>
-        <w:spacing w:line="240" w:lineRule="auto" w:before="0" w:after="0"/>
-        <w:ind w:firstLine="0"/>
-        <w:jc w:val="center"/>
-      </w:pPr>
-      <w:r>
-        <w:rPr>
-          <w:rFonts w:ascii="Times New Roman" w:hAnsi="Times New Roman" w:eastAsia="Times New Roman"/>
-          <w:b/>
-          <w:i w:val="0"/>
-          <w:sz w:val="28"/>
-        </w:rPr>
-        <w:t>EZE DOMINION CHIBUIKEM</w:t>
-      </w:r>
-    </w:p>
-    <w:p>
-      <w:pPr>
-        <w:spacing w:line="240" w:lineRule="auto" w:before="0" w:after="0"/>
-        <w:ind w:firstLine="0"/>
-        <w:jc w:val="center"/>
-      </w:pPr>
-      <w:r>
-        <w:rPr>
-          <w:rFonts w:ascii="Times New Roman" w:hAnsi="Times New Roman" w:eastAsia="Times New Roman"/>
-          <w:b/>
-          <w:i w:val="0"/>
-          <w:sz w:val="28"/>
-        </w:rPr>
-        <w:t>REGISTRATION NUMBER: 2022/249776</w:t>
-      </w:r>
-    </w:p>
-    <w:p>
-      <w:pPr>
-        <w:spacing w:line="240" w:lineRule="auto" w:before="0" w:after="0"/>
-        <w:ind w:firstLine="0"/>
-        <w:jc w:val="center"/>
-      </w:pPr>
-      <w:r>
-        <w:rPr>
-          <w:rFonts w:ascii="Times New Roman" w:hAnsi="Times New Roman" w:eastAsia="Times New Roman"/>
-          <w:b w:val="0"/>
-          <w:i w:val="0"/>
-          <w:sz w:val="28"/>
-        </w:rPr>
-      </w:r>
-    </w:p>
-    <w:p>
-      <w:pPr>
-        <w:spacing w:line="240" w:lineRule="auto" w:before="0" w:after="0"/>
-        <w:ind w:firstLine="0"/>
-        <w:jc w:val="center"/>
-      </w:pPr>
-      <w:r>
-        <w:rPr>
-          <w:rFonts w:ascii="Times New Roman" w:hAnsi="Times New Roman" w:eastAsia="Times New Roman"/>
-          <w:b w:val="0"/>
-          <w:i w:val="0"/>
-          <w:sz w:val="28"/>
-        </w:rPr>
-      </w:r>
-    </w:p>
-    <w:p>
-      <w:pPr>
-        <w:spacing w:line="240" w:lineRule="auto" w:before="0" w:after="0"/>
-        <w:ind w:firstLine="0"/>
-        <w:jc w:val="center"/>
-      </w:pPr>
-      <w:r>
-        <w:rPr>
-          <w:rFonts w:ascii="Times New Roman" w:hAnsi="Times New Roman" w:eastAsia="Times New Roman"/>
-          <w:b/>
-          <w:i w:val="0"/>
-          <w:sz w:val="28"/>
-        </w:rPr>
-        <w:t>SUPERVISOR: DR. E. C. UKEKWE</w:t>
-      </w:r>
-    </w:p>
-    <w:p>
-      <w:pPr>
-        <w:spacing w:line="240" w:lineRule="auto" w:before="0" w:after="0"/>
-        <w:ind w:firstLine="0"/>
-        <w:jc w:val="center"/>
-      </w:pPr>
-      <w:r>
-        <w:rPr>
-          <w:rFonts w:ascii="Times New Roman" w:hAnsi="Times New Roman" w:eastAsia="Times New Roman"/>
-          <w:b w:val="0"/>
-          <w:i w:val="0"/>
-          <w:sz w:val="28"/>
-        </w:rPr>
-      </w:r>
-    </w:p>
-    <w:p>
-      <w:pPr>
-        <w:spacing w:line="240" w:lineRule="auto" w:before="0" w:after="0"/>
-        <w:ind w:firstLine="0"/>
-        <w:jc w:val="center"/>
-      </w:pPr>
-      <w:r>
-        <w:rPr>
-          <w:rFonts w:ascii="Times New Roman" w:hAnsi="Times New Roman" w:eastAsia="Times New Roman"/>
-          <w:b/>
-          <w:i w:val="0"/>
-          <w:sz w:val="28"/>
-        </w:rPr>
-        <w:t>JULY, 2026</w:t>
-      </w:r>
-    </w:p>
-    <w:p>
-      <w:r>
-        <w:br w:type="page"/>
-      </w:r>
-    </w:p>
-    <w:p>
-      <w:pPr>
-        <w:spacing w:line="360" w:lineRule="auto" w:before="0" w:after="80"/>
-        <w:ind w:firstLine="0"/>
-        <w:jc w:val="center"/>
-      </w:pPr>
-      <w:r>
-        <w:rPr>
-          <w:rFonts w:ascii="Times New Roman" w:hAnsi="Times New Roman" w:eastAsia="Times New Roman"/>
-          <w:b/>
-          <w:i w:val="0"/>
-          <w:sz w:val="28"/>
-        </w:rPr>
-        <w:t>DECLARATION</w:t>
-      </w:r>
-    </w:p>
-    <w:p>
-      <w:pPr>
-        <w:spacing w:line="360" w:lineRule="auto" w:before="0" w:after="0"/>
-        <w:ind w:firstLine="720"/>
-        <w:jc w:val="both"/>
-      </w:pPr>
-      <w:r>
-        <w:rPr>
-          <w:rFonts w:ascii="Times New Roman" w:hAnsi="Times New Roman" w:eastAsia="Times New Roman"/>
-          <w:b w:val="0"/>
-          <w:i w:val="0"/>
-          <w:sz w:val="28"/>
-        </w:rPr>
-        <w:t>I, Eze Dominion Chibuikem (2022/249776), declare that this project titled "An Online Students' System for Preknowledge and Overview of Lecturers" is my original work. It has not been submitted elsewhere for any degree. Sources used have been acknowledged, and the system was developed under academic supervision in the Department of Computer Science, University of Nigeria, Nsukka.</w:t>
-      </w:r>
-    </w:p>
-    <w:p>
-      <w:pPr>
-        <w:spacing w:line="360" w:lineRule="auto" w:before="0" w:after="0"/>
-        <w:ind w:firstLine="0"/>
-        <w:jc w:val="center"/>
-      </w:pPr>
-      <w:r>
-        <w:rPr>
-          <w:rFonts w:ascii="Times New Roman" w:hAnsi="Times New Roman" w:eastAsia="Times New Roman"/>
-          <w:b w:val="0"/>
-          <w:i w:val="0"/>
-          <w:sz w:val="28"/>
-        </w:rPr>
-      </w:r>
-    </w:p>
-    <w:p>
-      <w:pPr>
-        <w:spacing w:line="240" w:lineRule="auto" w:before="0" w:after="0"/>
-        <w:ind w:firstLine="0"/>
-        <w:jc w:val="left"/>
-      </w:pPr>
-      <w:r>
-        <w:rPr>
-          <w:rFonts w:ascii="Times New Roman" w:hAnsi="Times New Roman" w:eastAsia="Times New Roman"/>
-          <w:b w:val="0"/>
-          <w:i w:val="0"/>
-          <w:sz w:val="28"/>
-        </w:rPr>
-        <w:t>_______________________________</w:t>
-      </w:r>
-    </w:p>
-    <w:p>
-      <w:pPr>
-        <w:spacing w:line="240" w:lineRule="auto" w:before="0" w:after="0"/>
-        <w:ind w:firstLine="0"/>
-        <w:jc w:val="left"/>
-      </w:pPr>
-      <w:r>
-        <w:rPr>
-          <w:rFonts w:ascii="Times New Roman" w:hAnsi="Times New Roman" w:eastAsia="Times New Roman"/>
-          <w:b/>
-          <w:i w:val="0"/>
-          <w:sz w:val="28"/>
-        </w:rPr>
-        <w:t>Eze Dominion Chibuikem</w:t>
-      </w:r>
-    </w:p>
-    <w:p>
-      <w:pPr>
-        <w:spacing w:line="240" w:lineRule="auto" w:before="0" w:after="0"/>
-        <w:ind w:firstLine="0"/>
-        <w:jc w:val="left"/>
-      </w:pPr>
-      <w:r>
-        <w:rPr>
-          <w:rFonts w:ascii="Times New Roman" w:hAnsi="Times New Roman" w:eastAsia="Times New Roman"/>
-          <w:b w:val="0"/>
-          <w:i w:val="0"/>
-          <w:sz w:val="28"/>
-        </w:rPr>
-        <w:t>Date: ____________________</w:t>
-      </w:r>
-    </w:p>
-    <w:p>
-      <w:r>
-        <w:br w:type="page"/>
-      </w:r>
-    </w:p>
-    <w:p>
-      <w:pPr>
-        <w:spacing w:line="360" w:lineRule="auto" w:before="0" w:after="80"/>
-        <w:ind w:firstLine="0"/>
-        <w:jc w:val="center"/>
-      </w:pPr>
-      <w:r>
-        <w:rPr>
-          <w:rFonts w:ascii="Times New Roman" w:hAnsi="Times New Roman" w:eastAsia="Times New Roman"/>
-          <w:b/>
-          <w:i w:val="0"/>
-          <w:sz w:val="28"/>
-        </w:rPr>
-        <w:t>CERTIFICATION</w:t>
-      </w:r>
-    </w:p>
-    <w:p>
-      <w:pPr>
-        <w:spacing w:line="360" w:lineRule="auto" w:before="0" w:after="0"/>
-        <w:ind w:firstLine="720"/>
-        <w:jc w:val="both"/>
-      </w:pPr>
-      <w:r>
-        <w:rPr>
-          <w:rFonts w:ascii="Times New Roman" w:hAnsi="Times New Roman" w:eastAsia="Times New Roman"/>
-          <w:b w:val="0"/>
-          <w:i w:val="0"/>
-          <w:sz w:val="28"/>
-        </w:rPr>
-        <w:t>This is to certify that this project titled "An Online Students' System for Preknowledge and Overview of Lecturers" was carried out by Eze Dominion Chibuikem (2022/249776) under my supervision and is approved for submission for the B.Sc. degree in Computer Science, University of Nigeria, Nsukka.</w:t>
-      </w:r>
-    </w:p>
-    <w:p>
-      <w:pPr>
-        <w:spacing w:line="360" w:lineRule="auto" w:before="0" w:after="0"/>
-        <w:ind w:firstLine="0"/>
-        <w:jc w:val="center"/>
-      </w:pPr>
-      <w:r>
-        <w:rPr>
-          <w:rFonts w:ascii="Times New Roman" w:hAnsi="Times New Roman" w:eastAsia="Times New Roman"/>
-          <w:b w:val="0"/>
-          <w:i w:val="0"/>
-          <w:sz w:val="28"/>
-        </w:rPr>
-      </w:r>
-    </w:p>
-    <w:p>
-      <w:pPr>
-        <w:spacing w:line="240" w:lineRule="auto" w:before="0" w:after="0"/>
-        <w:ind w:firstLine="0"/>
-        <w:jc w:val="left"/>
-      </w:pPr>
-      <w:r>
-        <w:rPr>
-          <w:rFonts w:ascii="Times New Roman" w:hAnsi="Times New Roman" w:eastAsia="Times New Roman"/>
-          <w:b w:val="0"/>
-          <w:i w:val="0"/>
-          <w:sz w:val="28"/>
-        </w:rPr>
-        <w:t>_______________________________</w:t>
-      </w:r>
-    </w:p>
-    <w:p>
-      <w:pPr>
-        <w:spacing w:line="240" w:lineRule="auto" w:before="0" w:after="0"/>
-        <w:ind w:firstLine="0"/>
-        <w:jc w:val="left"/>
-      </w:pPr>
-      <w:r>
-        <w:rPr>
-          <w:rFonts w:ascii="Times New Roman" w:hAnsi="Times New Roman" w:eastAsia="Times New Roman"/>
-          <w:b/>
-          <w:i w:val="0"/>
-          <w:sz w:val="28"/>
-        </w:rPr>
-        <w:t>Dr. E. C. Ukekwe</w:t>
-      </w:r>
-    </w:p>
-    <w:p>
-      <w:pPr>
-        <w:spacing w:line="240" w:lineRule="auto" w:before="0" w:after="0"/>
-        <w:ind w:firstLine="0"/>
-        <w:jc w:val="left"/>
-      </w:pPr>
-      <w:r>
-        <w:rPr>
-          <w:rFonts w:ascii="Times New Roman" w:hAnsi="Times New Roman" w:eastAsia="Times New Roman"/>
-          <w:b/>
-          <w:i w:val="0"/>
-          <w:sz w:val="28"/>
-        </w:rPr>
-        <w:t>Supervisor</w:t>
-      </w:r>
-    </w:p>
-    <w:p>
-      <w:pPr>
-        <w:spacing w:line="240" w:lineRule="auto" w:before="0" w:after="0"/>
-        <w:ind w:firstLine="0"/>
-        <w:jc w:val="left"/>
-      </w:pPr>
-      <w:r>
-        <w:rPr>
-          <w:rFonts w:ascii="Times New Roman" w:hAnsi="Times New Roman" w:eastAsia="Times New Roman"/>
-          <w:b w:val="0"/>
-          <w:i w:val="0"/>
-          <w:sz w:val="28"/>
-        </w:rPr>
-        <w:t>Date: ____________________</w:t>
-      </w:r>
-    </w:p>
-    <w:p>
-      <w:pPr>
-        <w:spacing w:line="240" w:lineRule="auto" w:before="0" w:after="0"/>
-        <w:ind w:firstLine="0"/>
-        <w:jc w:val="center"/>
-      </w:pPr>
-      <w:r>
-        <w:rPr>
-          <w:rFonts w:ascii="Times New Roman" w:hAnsi="Times New Roman" w:eastAsia="Times New Roman"/>
-          <w:b w:val="0"/>
-          <w:i w:val="0"/>
-          <w:sz w:val="28"/>
-        </w:rPr>
-      </w:r>
-    </w:p>
-    <w:p>
-      <w:pPr>
-        <w:spacing w:line="240" w:lineRule="auto" w:before="0" w:after="0"/>
-        <w:ind w:firstLine="0"/>
-        <w:jc w:val="left"/>
-      </w:pPr>
-      <w:r>
-        <w:rPr>
-          <w:rFonts w:ascii="Times New Roman" w:hAnsi="Times New Roman" w:eastAsia="Times New Roman"/>
-          <w:b w:val="0"/>
-          <w:i w:val="0"/>
-          <w:sz w:val="28"/>
-        </w:rPr>
-        <w:t>_______________________________</w:t>
-      </w:r>
-    </w:p>
-    <w:p>
-      <w:pPr>
-        <w:spacing w:line="240" w:lineRule="auto" w:before="0" w:after="0"/>
-        <w:ind w:firstLine="0"/>
-        <w:jc w:val="left"/>
-      </w:pPr>
-      <w:r>
-        <w:rPr>
-          <w:rFonts w:ascii="Times New Roman" w:hAnsi="Times New Roman" w:eastAsia="Times New Roman"/>
-          <w:b/>
-          <w:i w:val="0"/>
-          <w:sz w:val="28"/>
-        </w:rPr>
-        <w:t>Head of Department</w:t>
-      </w:r>
-    </w:p>
-    <w:p>
-      <w:pPr>
-        <w:spacing w:line="240" w:lineRule="auto" w:before="0" w:after="0"/>
-        <w:ind w:firstLine="0"/>
-        <w:jc w:val="left"/>
-      </w:pPr>
-      <w:r>
-        <w:rPr>
-          <w:rFonts w:ascii="Times New Roman" w:hAnsi="Times New Roman" w:eastAsia="Times New Roman"/>
-          <w:b w:val="0"/>
-          <w:i w:val="0"/>
-          <w:sz w:val="28"/>
-        </w:rPr>
-        <w:t>Date: ____________________</w:t>
-      </w:r>
-    </w:p>
-    <w:p>
-      <w:pPr>
-        <w:spacing w:line="240" w:lineRule="auto" w:before="0" w:after="0"/>
-        <w:ind w:firstLine="0"/>
-        <w:jc w:val="center"/>
-      </w:pPr>
-      <w:r>
-        <w:rPr>
-          <w:rFonts w:ascii="Times New Roman" w:hAnsi="Times New Roman" w:eastAsia="Times New Roman"/>
-          <w:b w:val="0"/>
-          <w:i w:val="0"/>
-          <w:sz w:val="28"/>
-        </w:rPr>
-      </w:r>
-    </w:p>
-    <w:p>
-      <w:pPr>
-        <w:spacing w:line="240" w:lineRule="auto" w:before="0" w:after="0"/>
-        <w:ind w:firstLine="0"/>
-        <w:jc w:val="left"/>
-      </w:pPr>
-      <w:r>
-        <w:rPr>
-          <w:rFonts w:ascii="Times New Roman" w:hAnsi="Times New Roman" w:eastAsia="Times New Roman"/>
-          <w:b w:val="0"/>
-          <w:i w:val="0"/>
-          <w:sz w:val="28"/>
-        </w:rPr>
-        <w:t>_______________________________</w:t>
-      </w:r>
-    </w:p>
-    <w:p>
-      <w:pPr>
-        <w:spacing w:line="240" w:lineRule="auto" w:before="0" w:after="0"/>
-        <w:ind w:firstLine="0"/>
-        <w:jc w:val="left"/>
-      </w:pPr>
-      <w:r>
-        <w:rPr>
-          <w:rFonts w:ascii="Times New Roman" w:hAnsi="Times New Roman" w:eastAsia="Times New Roman"/>
-          <w:b/>
-          <w:i w:val="0"/>
-          <w:sz w:val="28"/>
-        </w:rPr>
-        <w:t>External Examiner</w:t>
-      </w:r>
-    </w:p>
-    <w:p>
-      <w:pPr>
-        <w:spacing w:line="240" w:lineRule="auto" w:before="0" w:after="0"/>
-        <w:ind w:firstLine="0"/>
-        <w:jc w:val="left"/>
-      </w:pPr>
-      <w:r>
-        <w:rPr>
-          <w:rFonts w:ascii="Times New Roman" w:hAnsi="Times New Roman" w:eastAsia="Times New Roman"/>
-          <w:b w:val="0"/>
-          <w:i w:val="0"/>
-          <w:sz w:val="28"/>
-        </w:rPr>
-        <w:t>Date: ____________________</w:t>
-      </w:r>
-    </w:p>
-    <w:p>
-      <w:r>
-        <w:br w:type="page"/>
-      </w:r>
-    </w:p>
-    <w:p>
-      <w:pPr>
-        <w:spacing w:line="360" w:lineRule="auto" w:before="0" w:after="80"/>
-        <w:ind w:firstLine="0"/>
-        <w:jc w:val="center"/>
-      </w:pPr>
-      <w:r>
-        <w:rPr>
-          <w:rFonts w:ascii="Times New Roman" w:hAnsi="Times New Roman" w:eastAsia="Times New Roman"/>
-          <w:b/>
-          <w:i w:val="0"/>
-          <w:sz w:val="28"/>
-        </w:rPr>
-        <w:t>DEDICATION</w:t>
-      </w:r>
-    </w:p>
-    <w:p>
-      <w:pPr>
-        <w:spacing w:line="360" w:lineRule="auto" w:before="0" w:after="0"/>
-        <w:ind w:firstLine="720"/>
-        <w:jc w:val="both"/>
-      </w:pPr>
-      <w:r>
-        <w:rPr>
-          <w:rFonts w:ascii="Times New Roman" w:hAnsi="Times New Roman" w:eastAsia="Times New Roman"/>
-          <w:b w:val="0"/>
-          <w:i w:val="0"/>
-          <w:sz w:val="28"/>
-        </w:rPr>
-        <w:t>This work is dedicated to God Almighty and to my family for their support throughout my undergraduate programme.</w:t>
-      </w:r>
-    </w:p>
-    <w:p>
-      <w:r>
-        <w:br w:type="page"/>
-      </w:r>
-    </w:p>
-    <w:p>
-      <w:pPr>
-        <w:spacing w:line="360" w:lineRule="auto" w:before="0" w:after="80"/>
-        <w:ind w:firstLine="0"/>
-        <w:jc w:val="center"/>
-      </w:pPr>
-      <w:r>
-        <w:rPr>
-          <w:rFonts w:ascii="Times New Roman" w:hAnsi="Times New Roman" w:eastAsia="Times New Roman"/>
-          <w:b/>
-          <w:i w:val="0"/>
-          <w:sz w:val="28"/>
-        </w:rPr>
-        <w:t>ACKNOWLEDGEMENTS</w:t>
-      </w:r>
-    </w:p>
-    <w:p>
-      <w:pPr>
-        <w:spacing w:line="360" w:lineRule="auto" w:before="0" w:after="0"/>
-        <w:ind w:firstLine="720"/>
-        <w:jc w:val="both"/>
-      </w:pPr>
-      <w:r>
-        <w:rPr>
-          <w:rFonts w:ascii="Times New Roman" w:hAnsi="Times New Roman" w:eastAsia="Times New Roman"/>
-          <w:b w:val="0"/>
-          <w:i w:val="0"/>
-          <w:sz w:val="28"/>
-        </w:rPr>
-        <w:t>I thank God for the grace to complete this project. I am grateful to my supervisor, Dr. E. C. Ukekwe, for guidance and constructive criticism. I thank the Head of Department and staff of Computer Science, UNN, the lecturers and students who participated in interviews and assessments, and my family and friends for their support. Any remaining errors are mine alone.</w:t>
-      </w:r>
-    </w:p>
-    <w:p>
-      <w:r>
-        <w:br w:type="page"/>
-      </w:r>
-    </w:p>
-    <w:p>
-      <w:pPr>
-        <w:spacing w:line="360" w:lineRule="auto" w:before="0" w:after="80"/>
-        <w:ind w:firstLine="0"/>
-        <w:jc w:val="center"/>
-      </w:pPr>
-      <w:r>
-        <w:rPr>
-          <w:rFonts w:ascii="Times New Roman" w:hAnsi="Times New Roman" w:eastAsia="Times New Roman"/>
-          <w:b/>
-          <w:i w:val="0"/>
-          <w:sz w:val="28"/>
-        </w:rPr>
-        <w:t>ABSTRACT</w:t>
-      </w:r>
-    </w:p>
-    <w:p>
-      <w:pPr>
-        <w:spacing w:line="360" w:lineRule="auto" w:before="0" w:after="0"/>
-        <w:ind w:firstLine="720"/>
-        <w:jc w:val="both"/>
-      </w:pPr>
-      <w:r>
-        <w:rPr>
-          <w:rFonts w:ascii="Times New Roman" w:hAnsi="Times New Roman" w:eastAsia="Times New Roman"/>
-          <w:b w:val="0"/>
-          <w:i w:val="0"/>
-          <w:sz w:val="28"/>
-        </w:rPr>
-        <w:t>Many undergraduates struggle in courses not only from weak subject mastery, but from lack of reliable early information about how lecturers teach. At UNN and similar campuses, freshers often depend on senior colleagues' stories, which can be incomplete or outdated. Students then fail to adjust study strategies, while capable lecturers repeatedly rebuild reputations damaged by misconception. This study designed and developed an online students' system for preknowledge and overview of lecturers in the Department of Computer Science, University of Nigeria, Nsukka. Objectives were to ascertain eight assessment qualities through separate oral lecturer interviews with note-taking and later compilation (interactiveness, audibility, availability of lecture notes, class control, communication, punctuality, fairness in assessment, and approachability); design an automated student response form; and develop a PHP/MySQL portal with charts for aggregated overview. A mixed developmental design combined interviews (n = 3 lecturers), stratified student sampling (n = 80), and waterfall-leaning SDLC implementation. Findings supported the eight qualities, high acceptance of the anonymous form, and high usefulness of chart-based preknowledge; both null hypotheses were rejected. The study concludes that rumour-driven orientation is an information problem solvable with a formative, multidimensional portal, and recommends departmental adoption with privacy safeguards.</w:t>
-      </w:r>
-    </w:p>
-    <w:p>
-      <w:pPr>
-        <w:spacing w:line="360" w:lineRule="auto" w:before="160" w:after="0"/>
-        <w:ind w:firstLine="0"/>
-        <w:jc w:val="both"/>
-      </w:pPr>
-      <w:r>
-        <w:rPr>
-          <w:rFonts w:ascii="Times New Roman" w:hAnsi="Times New Roman" w:eastAsia="Times New Roman"/>
-          <w:b/>
-          <w:i w:val="0"/>
-          <w:sz w:val="28"/>
-        </w:rPr>
-        <w:t>Keywords:</w:t>
-      </w:r>
-      <w:r>
-        <w:rPr>
-          <w:rFonts w:ascii="Times New Roman" w:hAnsi="Times New Roman" w:eastAsia="Times New Roman"/>
-          <w:b w:val="0"/>
-          <w:i w:val="0"/>
-          <w:sz w:val="28"/>
-        </w:rPr>
-        <w:t xml:space="preserve"> lecturer overview, preknowledge, student evaluation of teaching, PHP, University of Nigeria Nsukka</w:t>
-      </w:r>
-    </w:p>
-    <w:p>
-      <w:r>
-        <w:br w:type="page"/>
-      </w:r>
-    </w:p>
-    <w:p>
-      <w:pPr>
-        <w:spacing w:line="360" w:lineRule="auto" w:before="0" w:after="80"/>
-        <w:ind w:firstLine="0"/>
-        <w:jc w:val="center"/>
-      </w:pPr>
-      <w:r>
-        <w:rPr>
-          <w:rFonts w:ascii="Times New Roman" w:hAnsi="Times New Roman" w:eastAsia="Times New Roman"/>
-          <w:b/>
-          <w:i w:val="0"/>
-          <w:sz w:val="28"/>
-        </w:rPr>
-        <w:t>TABLE OF CONTENTS</w:t>
-      </w:r>
-    </w:p>
-    <w:p>
-      <w:pPr>
-        <w:tabs>
-          <w:tab w:pos="7920" w:val="right" w:leader="dot"/>
-        </w:tabs>
-        <w:spacing w:line="360" w:lineRule="auto" w:before="0" w:after="0"/>
-        <w:ind w:firstLine="0"/>
-        <w:jc w:val="left"/>
-      </w:pPr>
-      <w:r>
-        <w:rPr>
-          <w:rFonts w:ascii="Times New Roman" w:hAnsi="Times New Roman" w:eastAsia="Times New Roman"/>
-          <w:b w:val="0"/>
-          <w:i w:val="0"/>
-          <w:sz w:val="28"/>
-        </w:rPr>
-        <w:t>Title Page</w:t>
-      </w:r>
-      <w:r>
-        <w:rPr>
-          <w:rFonts w:ascii="Times New Roman" w:hAnsi="Times New Roman" w:eastAsia="Times New Roman"/>
-          <w:b w:val="0"/>
-          <w:i w:val="0"/>
-          <w:sz w:val="28"/>
-        </w:rPr>
-        <w:tab/>
-        <w:t>i</w:t>
-      </w:r>
-    </w:p>
-    <w:p>
-      <w:pPr>
-        <w:tabs>
-          <w:tab w:pos="7920" w:val="right" w:leader="dot"/>
-        </w:tabs>
-        <w:spacing w:line="360" w:lineRule="auto" w:before="0" w:after="0"/>
-        <w:ind w:firstLine="0"/>
-        <w:jc w:val="left"/>
-      </w:pPr>
-      <w:r>
-        <w:rPr>
-          <w:rFonts w:ascii="Times New Roman" w:hAnsi="Times New Roman" w:eastAsia="Times New Roman"/>
-          <w:b w:val="0"/>
-          <w:i w:val="0"/>
-          <w:sz w:val="28"/>
-        </w:rPr>
-        <w:t>Declaration</w:t>
-      </w:r>
-      <w:r>
-        <w:rPr>
-          <w:rFonts w:ascii="Times New Roman" w:hAnsi="Times New Roman" w:eastAsia="Times New Roman"/>
-          <w:b w:val="0"/>
-          <w:i w:val="0"/>
-          <w:sz w:val="28"/>
-        </w:rPr>
-        <w:tab/>
-        <w:t>ii</w:t>
-      </w:r>
-    </w:p>
-    <w:p>
-      <w:pPr>
-        <w:tabs>
-          <w:tab w:pos="7920" w:val="right" w:leader="dot"/>
-        </w:tabs>
-        <w:spacing w:line="360" w:lineRule="auto" w:before="0" w:after="0"/>
-        <w:ind w:firstLine="0"/>
-        <w:jc w:val="left"/>
-      </w:pPr>
-      <w:r>
-        <w:rPr>
-          <w:rFonts w:ascii="Times New Roman" w:hAnsi="Times New Roman" w:eastAsia="Times New Roman"/>
-          <w:b w:val="0"/>
-          <w:i w:val="0"/>
-          <w:sz w:val="28"/>
-        </w:rPr>
-        <w:t>Certification</w:t>
-      </w:r>
-      <w:r>
-        <w:rPr>
-          <w:rFonts w:ascii="Times New Roman" w:hAnsi="Times New Roman" w:eastAsia="Times New Roman"/>
-          <w:b w:val="0"/>
-          <w:i w:val="0"/>
-          <w:sz w:val="28"/>
-        </w:rPr>
-        <w:tab/>
-        <w:t>iii</w:t>
-      </w:r>
-    </w:p>
-    <w:p>
-      <w:pPr>
-        <w:tabs>
-          <w:tab w:pos="7920" w:val="right" w:leader="dot"/>
-        </w:tabs>
-        <w:spacing w:line="360" w:lineRule="auto" w:before="0" w:after="0"/>
-        <w:ind w:firstLine="0"/>
-        <w:jc w:val="left"/>
-      </w:pPr>
-      <w:r>
-        <w:rPr>
-          <w:rFonts w:ascii="Times New Roman" w:hAnsi="Times New Roman" w:eastAsia="Times New Roman"/>
-          <w:b w:val="0"/>
-          <w:i w:val="0"/>
-          <w:sz w:val="28"/>
-        </w:rPr>
-        <w:t>Dedication</w:t>
-      </w:r>
-      <w:r>
-        <w:rPr>
-          <w:rFonts w:ascii="Times New Roman" w:hAnsi="Times New Roman" w:eastAsia="Times New Roman"/>
-          <w:b w:val="0"/>
-          <w:i w:val="0"/>
-          <w:sz w:val="28"/>
-        </w:rPr>
-        <w:tab/>
-        <w:t>iv</w:t>
-      </w:r>
-    </w:p>
-    <w:p>
-      <w:pPr>
-        <w:tabs>
-          <w:tab w:pos="7920" w:val="right" w:leader="dot"/>
-        </w:tabs>
-        <w:spacing w:line="360" w:lineRule="auto" w:before="0" w:after="0"/>
-        <w:ind w:firstLine="0"/>
-        <w:jc w:val="left"/>
-      </w:pPr>
-      <w:r>
-        <w:rPr>
-          <w:rFonts w:ascii="Times New Roman" w:hAnsi="Times New Roman" w:eastAsia="Times New Roman"/>
-          <w:b w:val="0"/>
-          <w:i w:val="0"/>
-          <w:sz w:val="28"/>
-        </w:rPr>
-        <w:t>Acknowledgements</w:t>
-      </w:r>
-      <w:r>
-        <w:rPr>
-          <w:rFonts w:ascii="Times New Roman" w:hAnsi="Times New Roman" w:eastAsia="Times New Roman"/>
-          <w:b w:val="0"/>
-          <w:i w:val="0"/>
-          <w:sz w:val="28"/>
-        </w:rPr>
-        <w:tab/>
-        <w:t>v</w:t>
-      </w:r>
-    </w:p>
-    <w:p>
-      <w:pPr>
-        <w:tabs>
-          <w:tab w:pos="7920" w:val="right" w:leader="dot"/>
-        </w:tabs>
-        <w:spacing w:line="360" w:lineRule="auto" w:before="0" w:after="0"/>
-        <w:ind w:firstLine="0"/>
-        <w:jc w:val="left"/>
-      </w:pPr>
-      <w:r>
-        <w:rPr>
-          <w:rFonts w:ascii="Times New Roman" w:hAnsi="Times New Roman" w:eastAsia="Times New Roman"/>
-          <w:b w:val="0"/>
-          <w:i w:val="0"/>
-          <w:sz w:val="28"/>
-        </w:rPr>
-        <w:t>Abstract</w:t>
-      </w:r>
-      <w:r>
-        <w:rPr>
-          <w:rFonts w:ascii="Times New Roman" w:hAnsi="Times New Roman" w:eastAsia="Times New Roman"/>
-          <w:b w:val="0"/>
-          <w:i w:val="0"/>
-          <w:sz w:val="28"/>
-        </w:rPr>
-        <w:tab/>
-        <w:t>vi</w:t>
-      </w:r>
-    </w:p>
-    <w:p>
-      <w:pPr>
-        <w:tabs>
-          <w:tab w:pos="7920" w:val="right" w:leader="dot"/>
-        </w:tabs>
-        <w:spacing w:line="360" w:lineRule="auto" w:before="0" w:after="0"/>
-        <w:ind w:firstLine="0"/>
-        <w:jc w:val="left"/>
-      </w:pPr>
-      <w:r>
-        <w:rPr>
-          <w:rFonts w:ascii="Times New Roman" w:hAnsi="Times New Roman" w:eastAsia="Times New Roman"/>
-          <w:b w:val="0"/>
-          <w:i w:val="0"/>
-          <w:sz w:val="28"/>
-        </w:rPr>
-        <w:t>Table of Contents</w:t>
-      </w:r>
-      <w:r>
-        <w:rPr>
-          <w:rFonts w:ascii="Times New Roman" w:hAnsi="Times New Roman" w:eastAsia="Times New Roman"/>
-          <w:b w:val="0"/>
-          <w:i w:val="0"/>
-          <w:sz w:val="28"/>
-        </w:rPr>
-        <w:tab/>
-        <w:t>vii</w:t>
-      </w:r>
-    </w:p>
-    <w:p>
-      <w:pPr>
-        <w:tabs>
-          <w:tab w:pos="7920" w:val="right" w:leader="dot"/>
-        </w:tabs>
-        <w:spacing w:line="360" w:lineRule="auto" w:before="0" w:after="0"/>
-        <w:ind w:firstLine="0"/>
-        <w:jc w:val="left"/>
-      </w:pPr>
-      <w:r>
-        <w:rPr>
-          <w:rFonts w:ascii="Times New Roman" w:hAnsi="Times New Roman" w:eastAsia="Times New Roman"/>
-          <w:b w:val="0"/>
-          <w:i w:val="0"/>
-          <w:sz w:val="28"/>
-        </w:rPr>
-        <w:t>List of Tables</w:t>
-      </w:r>
-      <w:r>
-        <w:rPr>
-          <w:rFonts w:ascii="Times New Roman" w:hAnsi="Times New Roman" w:eastAsia="Times New Roman"/>
-          <w:b w:val="0"/>
-          <w:i w:val="0"/>
-          <w:sz w:val="28"/>
-        </w:rPr>
-        <w:tab/>
-        <w:t>viii</w:t>
-      </w:r>
-    </w:p>
-    <w:p>
-      <w:pPr>
-        <w:tabs>
-          <w:tab w:pos="7920" w:val="right" w:leader="dot"/>
-        </w:tabs>
-        <w:spacing w:line="360" w:lineRule="auto" w:before="0" w:after="0"/>
-        <w:ind w:firstLine="0"/>
-        <w:jc w:val="left"/>
-      </w:pPr>
-      <w:r>
-        <w:rPr>
-          <w:rFonts w:ascii="Times New Roman" w:hAnsi="Times New Roman" w:eastAsia="Times New Roman"/>
-          <w:b w:val="0"/>
-          <w:i w:val="0"/>
-          <w:sz w:val="28"/>
-        </w:rPr>
-        <w:t>List of Figures</w:t>
-      </w:r>
-      <w:r>
-        <w:rPr>
-          <w:rFonts w:ascii="Times New Roman" w:hAnsi="Times New Roman" w:eastAsia="Times New Roman"/>
-          <w:b w:val="0"/>
-          <w:i w:val="0"/>
-          <w:sz w:val="28"/>
-        </w:rPr>
-        <w:tab/>
-        <w:t>ix</w:t>
-      </w:r>
-    </w:p>
-    <w:p>
-      <w:pPr>
-        <w:tabs>
-          <w:tab w:pos="7920" w:val="right" w:leader="dot"/>
-        </w:tabs>
-        <w:spacing w:line="360" w:lineRule="auto" w:before="0" w:after="0"/>
-        <w:ind w:firstLine="0"/>
-        <w:jc w:val="left"/>
-      </w:pPr>
-      <w:r>
-        <w:rPr>
-          <w:rFonts w:ascii="Times New Roman" w:hAnsi="Times New Roman" w:eastAsia="Times New Roman"/>
-          <w:b/>
-          <w:i w:val="0"/>
-          <w:sz w:val="28"/>
-        </w:rPr>
-        <w:t>CHAPTER ONE: INTRODUCTION</w:t>
-      </w:r>
-      <w:r>
-        <w:rPr>
-          <w:rFonts w:ascii="Times New Roman" w:hAnsi="Times New Roman" w:eastAsia="Times New Roman"/>
-          <w:b w:val="0"/>
-          <w:i w:val="0"/>
-          <w:sz w:val="28"/>
-        </w:rPr>
-        <w:tab/>
-        <w:t>1</w:t>
-      </w:r>
-    </w:p>
-    <w:p>
-      <w:pPr>
-        <w:tabs>
-          <w:tab w:pos="7920" w:val="right" w:leader="dot"/>
-        </w:tabs>
-        <w:spacing w:line="360" w:lineRule="auto" w:before="0" w:after="0"/>
-        <w:ind w:firstLine="0"/>
-        <w:jc w:val="left"/>
-      </w:pPr>
-      <w:r>
-        <w:rPr>
-          <w:rFonts w:ascii="Times New Roman" w:hAnsi="Times New Roman" w:eastAsia="Times New Roman"/>
-          <w:b w:val="0"/>
-          <w:i w:val="0"/>
-          <w:sz w:val="28"/>
-        </w:rPr>
-        <w:t>1.1 Background to the Study</w:t>
-      </w:r>
-      <w:r>
-        <w:rPr>
-          <w:rFonts w:ascii="Times New Roman" w:hAnsi="Times New Roman" w:eastAsia="Times New Roman"/>
-          <w:b w:val="0"/>
-          <w:i w:val="0"/>
-          <w:sz w:val="28"/>
-        </w:rPr>
-        <w:tab/>
-        <w:t>1</w:t>
-      </w:r>
-    </w:p>
-    <w:p>
-      <w:pPr>
-        <w:tabs>
-          <w:tab w:pos="7920" w:val="right" w:leader="dot"/>
-        </w:tabs>
-        <w:spacing w:line="360" w:lineRule="auto" w:before="0" w:after="0"/>
-        <w:ind w:firstLine="0"/>
-        <w:jc w:val="left"/>
-      </w:pPr>
-      <w:r>
-        <w:rPr>
-          <w:rFonts w:ascii="Times New Roman" w:hAnsi="Times New Roman" w:eastAsia="Times New Roman"/>
-          <w:b w:val="0"/>
-          <w:i w:val="0"/>
-          <w:sz w:val="28"/>
-        </w:rPr>
-        <w:t>1.2 Statement of the Problem</w:t>
-      </w:r>
-      <w:r>
-        <w:rPr>
-          <w:rFonts w:ascii="Times New Roman" w:hAnsi="Times New Roman" w:eastAsia="Times New Roman"/>
-          <w:b w:val="0"/>
-          <w:i w:val="0"/>
-          <w:sz w:val="28"/>
-        </w:rPr>
-        <w:tab/>
-        <w:t>2</w:t>
-      </w:r>
-    </w:p>
-    <w:p>
-      <w:pPr>
-        <w:tabs>
-          <w:tab w:pos="7920" w:val="right" w:leader="dot"/>
-        </w:tabs>
-        <w:spacing w:line="360" w:lineRule="auto" w:before="0" w:after="0"/>
-        <w:ind w:firstLine="0"/>
-        <w:jc w:val="left"/>
-      </w:pPr>
-      <w:r>
-        <w:rPr>
-          <w:rFonts w:ascii="Times New Roman" w:hAnsi="Times New Roman" w:eastAsia="Times New Roman"/>
-          <w:b w:val="0"/>
-          <w:i w:val="0"/>
-          <w:sz w:val="28"/>
-        </w:rPr>
-        <w:t>1.3 Aim and Objectives of the Study</w:t>
-      </w:r>
-      <w:r>
-        <w:rPr>
-          <w:rFonts w:ascii="Times New Roman" w:hAnsi="Times New Roman" w:eastAsia="Times New Roman"/>
-          <w:b w:val="0"/>
-          <w:i w:val="0"/>
-          <w:sz w:val="28"/>
-        </w:rPr>
-        <w:tab/>
-        <w:t>3</w:t>
-      </w:r>
-    </w:p>
-    <w:p>
-      <w:pPr>
-        <w:tabs>
-          <w:tab w:pos="7920" w:val="right" w:leader="dot"/>
-        </w:tabs>
-        <w:spacing w:line="360" w:lineRule="auto" w:before="0" w:after="0"/>
-        <w:ind w:firstLine="0"/>
-        <w:jc w:val="left"/>
-      </w:pPr>
-      <w:r>
-        <w:rPr>
-          <w:rFonts w:ascii="Times New Roman" w:hAnsi="Times New Roman" w:eastAsia="Times New Roman"/>
-          <w:b w:val="0"/>
-          <w:i w:val="0"/>
-          <w:sz w:val="28"/>
-        </w:rPr>
-        <w:t>1.4 Significance of the Study</w:t>
-      </w:r>
-      <w:r>
-        <w:rPr>
-          <w:rFonts w:ascii="Times New Roman" w:hAnsi="Times New Roman" w:eastAsia="Times New Roman"/>
-          <w:b w:val="0"/>
-          <w:i w:val="0"/>
-          <w:sz w:val="28"/>
-        </w:rPr>
-        <w:tab/>
-        <w:t>3</w:t>
-      </w:r>
-    </w:p>
-    <w:p>
-      <w:pPr>
-        <w:tabs>
-          <w:tab w:pos="7920" w:val="right" w:leader="dot"/>
-        </w:tabs>
-        <w:spacing w:line="360" w:lineRule="auto" w:before="0" w:after="0"/>
-        <w:ind w:firstLine="0"/>
-        <w:jc w:val="left"/>
-      </w:pPr>
-      <w:r>
-        <w:rPr>
-          <w:rFonts w:ascii="Times New Roman" w:hAnsi="Times New Roman" w:eastAsia="Times New Roman"/>
-          <w:b w:val="0"/>
-          <w:i w:val="0"/>
-          <w:sz w:val="28"/>
-        </w:rPr>
-        <w:t>1.5 Scope and Limitations of the Study</w:t>
-      </w:r>
-      <w:r>
-        <w:rPr>
-          <w:rFonts w:ascii="Times New Roman" w:hAnsi="Times New Roman" w:eastAsia="Times New Roman"/>
-          <w:b w:val="0"/>
-          <w:i w:val="0"/>
-          <w:sz w:val="28"/>
-        </w:rPr>
-        <w:tab/>
-        <w:t>4</w:t>
-      </w:r>
-    </w:p>
-    <w:p>
-      <w:pPr>
-        <w:tabs>
-          <w:tab w:pos="7920" w:val="right" w:leader="dot"/>
-        </w:tabs>
-        <w:spacing w:line="360" w:lineRule="auto" w:before="0" w:after="0"/>
-        <w:ind w:firstLine="0"/>
-        <w:jc w:val="left"/>
-      </w:pPr>
-      <w:r>
-        <w:rPr>
-          <w:rFonts w:ascii="Times New Roman" w:hAnsi="Times New Roman" w:eastAsia="Times New Roman"/>
-          <w:b w:val="0"/>
-          <w:i w:val="0"/>
-          <w:sz w:val="28"/>
-        </w:rPr>
-        <w:t>1.6 Operational Definition of Terms</w:t>
-      </w:r>
-      <w:r>
-        <w:rPr>
-          <w:rFonts w:ascii="Times New Roman" w:hAnsi="Times New Roman" w:eastAsia="Times New Roman"/>
-          <w:b w:val="0"/>
-          <w:i w:val="0"/>
-          <w:sz w:val="28"/>
-        </w:rPr>
-        <w:tab/>
-        <w:t>4</w:t>
-      </w:r>
-    </w:p>
-    <w:p>
-      <w:pPr>
-        <w:tabs>
-          <w:tab w:pos="7920" w:val="right" w:leader="dot"/>
-        </w:tabs>
-        <w:spacing w:line="360" w:lineRule="auto" w:before="0" w:after="0"/>
-        <w:ind w:firstLine="0"/>
-        <w:jc w:val="left"/>
-      </w:pPr>
-      <w:r>
-        <w:rPr>
-          <w:rFonts w:ascii="Times New Roman" w:hAnsi="Times New Roman" w:eastAsia="Times New Roman"/>
-          <w:b/>
-          <w:i w:val="0"/>
-          <w:sz w:val="28"/>
-        </w:rPr>
-        <w:t>CHAPTER TWO: LITERATURE REVIEW</w:t>
-      </w:r>
-      <w:r>
-        <w:rPr>
-          <w:rFonts w:ascii="Times New Roman" w:hAnsi="Times New Roman" w:eastAsia="Times New Roman"/>
-          <w:b w:val="0"/>
-          <w:i w:val="0"/>
-          <w:sz w:val="28"/>
-        </w:rPr>
-        <w:tab/>
-        <w:t>5</w:t>
-      </w:r>
-    </w:p>
-    <w:p>
-      <w:pPr>
-        <w:tabs>
-          <w:tab w:pos="7920" w:val="right" w:leader="dot"/>
-        </w:tabs>
-        <w:spacing w:line="360" w:lineRule="auto" w:before="0" w:after="0"/>
-        <w:ind w:firstLine="0"/>
-        <w:jc w:val="left"/>
-      </w:pPr>
-      <w:r>
-        <w:rPr>
-          <w:rFonts w:ascii="Times New Roman" w:hAnsi="Times New Roman" w:eastAsia="Times New Roman"/>
-          <w:b w:val="0"/>
-          <w:i w:val="0"/>
-          <w:sz w:val="28"/>
-        </w:rPr>
-        <w:t>2.1 Conceptual Framework</w:t>
-      </w:r>
-      <w:r>
-        <w:rPr>
-          <w:rFonts w:ascii="Times New Roman" w:hAnsi="Times New Roman" w:eastAsia="Times New Roman"/>
-          <w:b w:val="0"/>
-          <w:i w:val="0"/>
-          <w:sz w:val="28"/>
-        </w:rPr>
-        <w:tab/>
-        <w:t>5</w:t>
-      </w:r>
-    </w:p>
-    <w:p>
-      <w:pPr>
-        <w:tabs>
-          <w:tab w:pos="7920" w:val="right" w:leader="dot"/>
-        </w:tabs>
-        <w:spacing w:line="360" w:lineRule="auto" w:before="0" w:after="0"/>
-        <w:ind w:firstLine="0"/>
-        <w:jc w:val="left"/>
-      </w:pPr>
-      <w:r>
-        <w:rPr>
-          <w:rFonts w:ascii="Times New Roman" w:hAnsi="Times New Roman" w:eastAsia="Times New Roman"/>
-          <w:b w:val="0"/>
-          <w:i w:val="0"/>
-          <w:sz w:val="28"/>
-        </w:rPr>
-        <w:t>2.2 Theoretical Framework</w:t>
-      </w:r>
-      <w:r>
-        <w:rPr>
-          <w:rFonts w:ascii="Times New Roman" w:hAnsi="Times New Roman" w:eastAsia="Times New Roman"/>
-          <w:b w:val="0"/>
-          <w:i w:val="0"/>
-          <w:sz w:val="28"/>
-        </w:rPr>
-        <w:tab/>
-        <w:t>10</w:t>
-      </w:r>
-    </w:p>
-    <w:p>
-      <w:pPr>
-        <w:tabs>
-          <w:tab w:pos="7920" w:val="right" w:leader="dot"/>
-        </w:tabs>
-        <w:spacing w:line="360" w:lineRule="auto" w:before="0" w:after="0"/>
-        <w:ind w:firstLine="0"/>
-        <w:jc w:val="left"/>
-      </w:pPr>
-      <w:r>
-        <w:rPr>
-          <w:rFonts w:ascii="Times New Roman" w:hAnsi="Times New Roman" w:eastAsia="Times New Roman"/>
-          <w:b w:val="0"/>
-          <w:i w:val="0"/>
-          <w:sz w:val="28"/>
-        </w:rPr>
-        <w:t>2.3 Review of Related Work</w:t>
-      </w:r>
-      <w:r>
-        <w:rPr>
-          <w:rFonts w:ascii="Times New Roman" w:hAnsi="Times New Roman" w:eastAsia="Times New Roman"/>
-          <w:b w:val="0"/>
-          <w:i w:val="0"/>
-          <w:sz w:val="28"/>
-        </w:rPr>
-        <w:tab/>
-        <w:t>11</w:t>
-      </w:r>
-    </w:p>
-    <w:p>
-      <w:pPr>
-        <w:tabs>
-          <w:tab w:pos="7920" w:val="right" w:leader="dot"/>
-        </w:tabs>
-        <w:spacing w:line="360" w:lineRule="auto" w:before="0" w:after="0"/>
-        <w:ind w:firstLine="0"/>
-        <w:jc w:val="left"/>
-      </w:pPr>
-      <w:r>
-        <w:rPr>
-          <w:rFonts w:ascii="Times New Roman" w:hAnsi="Times New Roman" w:eastAsia="Times New Roman"/>
-          <w:b w:val="0"/>
-          <w:i w:val="0"/>
-          <w:sz w:val="28"/>
-        </w:rPr>
-        <w:t>2.4 Gap in Knowledge</w:t>
-      </w:r>
-      <w:r>
-        <w:rPr>
-          <w:rFonts w:ascii="Times New Roman" w:hAnsi="Times New Roman" w:eastAsia="Times New Roman"/>
-          <w:b w:val="0"/>
-          <w:i w:val="0"/>
-          <w:sz w:val="28"/>
-        </w:rPr>
-        <w:tab/>
-        <w:t>13</w:t>
-      </w:r>
-    </w:p>
-    <w:p>
-      <w:pPr>
-        <w:tabs>
-          <w:tab w:pos="7920" w:val="right" w:leader="dot"/>
-        </w:tabs>
-        <w:spacing w:line="360" w:lineRule="auto" w:before="0" w:after="0"/>
-        <w:ind w:firstLine="0"/>
-        <w:jc w:val="left"/>
-      </w:pPr>
-      <w:r>
-        <w:rPr>
-          <w:rFonts w:ascii="Times New Roman" w:hAnsi="Times New Roman" w:eastAsia="Times New Roman"/>
-          <w:b w:val="0"/>
-          <w:i w:val="0"/>
-          <w:sz w:val="28"/>
-        </w:rPr>
-        <w:t>2.5 Summary of Literature Review</w:t>
-      </w:r>
-      <w:r>
-        <w:rPr>
-          <w:rFonts w:ascii="Times New Roman" w:hAnsi="Times New Roman" w:eastAsia="Times New Roman"/>
-          <w:b w:val="0"/>
-          <w:i w:val="0"/>
-          <w:sz w:val="28"/>
-        </w:rPr>
-        <w:tab/>
-        <w:t>13</w:t>
-      </w:r>
-    </w:p>
-    <w:p>
-      <w:pPr>
-        <w:tabs>
-          <w:tab w:pos="7920" w:val="right" w:leader="dot"/>
-        </w:tabs>
-        <w:spacing w:line="360" w:lineRule="auto" w:before="0" w:after="0"/>
-        <w:ind w:firstLine="0"/>
-        <w:jc w:val="left"/>
-      </w:pPr>
-      <w:r>
-        <w:rPr>
-          <w:rFonts w:ascii="Times New Roman" w:hAnsi="Times New Roman" w:eastAsia="Times New Roman"/>
-          <w:b/>
-          <w:i w:val="0"/>
-          <w:sz w:val="28"/>
-        </w:rPr>
-        <w:t>CHAPTER THREE: RESEARCH METHODOLOGY AND SYSTEM ANALYSIS</w:t>
-      </w:r>
-      <w:r>
-        <w:rPr>
-          <w:rFonts w:ascii="Times New Roman" w:hAnsi="Times New Roman" w:eastAsia="Times New Roman"/>
-          <w:b w:val="0"/>
-          <w:i w:val="0"/>
-          <w:sz w:val="28"/>
-        </w:rPr>
-        <w:tab/>
-        <w:t>15</w:t>
-      </w:r>
-    </w:p>
-    <w:p>
-      <w:pPr>
-        <w:tabs>
-          <w:tab w:pos="7920" w:val="right" w:leader="dot"/>
-        </w:tabs>
-        <w:spacing w:line="360" w:lineRule="auto" w:before="0" w:after="0"/>
-        <w:ind w:firstLine="0"/>
-        <w:jc w:val="left"/>
-      </w:pPr>
-      <w:r>
-        <w:rPr>
-          <w:rFonts w:ascii="Times New Roman" w:hAnsi="Times New Roman" w:eastAsia="Times New Roman"/>
-          <w:b w:val="0"/>
-          <w:i w:val="0"/>
-          <w:sz w:val="28"/>
-        </w:rPr>
-        <w:t>3.1 Research Design / Adopted Methodology</w:t>
-      </w:r>
-      <w:r>
-        <w:rPr>
-          <w:rFonts w:ascii="Times New Roman" w:hAnsi="Times New Roman" w:eastAsia="Times New Roman"/>
-          <w:b w:val="0"/>
-          <w:i w:val="0"/>
-          <w:sz w:val="28"/>
-        </w:rPr>
-        <w:tab/>
-        <w:t>15</w:t>
-      </w:r>
-    </w:p>
-    <w:p>
-      <w:pPr>
-        <w:tabs>
-          <w:tab w:pos="7920" w:val="right" w:leader="dot"/>
-        </w:tabs>
-        <w:spacing w:line="360" w:lineRule="auto" w:before="0" w:after="0"/>
-        <w:ind w:firstLine="0"/>
-        <w:jc w:val="left"/>
-      </w:pPr>
-      <w:r>
-        <w:rPr>
-          <w:rFonts w:ascii="Times New Roman" w:hAnsi="Times New Roman" w:eastAsia="Times New Roman"/>
-          <w:b w:val="0"/>
-          <w:i w:val="0"/>
-          <w:sz w:val="28"/>
-        </w:rPr>
-        <w:t>3.2 Population of the Study</w:t>
-      </w:r>
-      <w:r>
-        <w:rPr>
-          <w:rFonts w:ascii="Times New Roman" w:hAnsi="Times New Roman" w:eastAsia="Times New Roman"/>
-          <w:b w:val="0"/>
-          <w:i w:val="0"/>
-          <w:sz w:val="28"/>
-        </w:rPr>
-        <w:tab/>
-        <w:t>15</w:t>
-      </w:r>
-    </w:p>
-    <w:p>
-      <w:pPr>
-        <w:tabs>
-          <w:tab w:pos="7920" w:val="right" w:leader="dot"/>
-        </w:tabs>
-        <w:spacing w:line="360" w:lineRule="auto" w:before="0" w:after="0"/>
-        <w:ind w:firstLine="0"/>
-        <w:jc w:val="left"/>
-      </w:pPr>
-      <w:r>
-        <w:rPr>
-          <w:rFonts w:ascii="Times New Roman" w:hAnsi="Times New Roman" w:eastAsia="Times New Roman"/>
-          <w:b w:val="0"/>
-          <w:i w:val="0"/>
-          <w:sz w:val="28"/>
-        </w:rPr>
-        <w:t>3.3 Sample Size and Sampling Technique</w:t>
-      </w:r>
-      <w:r>
-        <w:rPr>
-          <w:rFonts w:ascii="Times New Roman" w:hAnsi="Times New Roman" w:eastAsia="Times New Roman"/>
-          <w:b w:val="0"/>
-          <w:i w:val="0"/>
-          <w:sz w:val="28"/>
-        </w:rPr>
-        <w:tab/>
-        <w:t>16</w:t>
-      </w:r>
-    </w:p>
-    <w:p>
-      <w:pPr>
-        <w:tabs>
-          <w:tab w:pos="7920" w:val="right" w:leader="dot"/>
-        </w:tabs>
-        <w:spacing w:line="360" w:lineRule="auto" w:before="0" w:after="0"/>
-        <w:ind w:firstLine="0"/>
-        <w:jc w:val="left"/>
-      </w:pPr>
-      <w:r>
-        <w:rPr>
-          <w:rFonts w:ascii="Times New Roman" w:hAnsi="Times New Roman" w:eastAsia="Times New Roman"/>
-          <w:b w:val="0"/>
-          <w:i w:val="0"/>
-          <w:sz w:val="28"/>
-        </w:rPr>
-        <w:t>3.4 Instrumentation</w:t>
-      </w:r>
-      <w:r>
-        <w:rPr>
-          <w:rFonts w:ascii="Times New Roman" w:hAnsi="Times New Roman" w:eastAsia="Times New Roman"/>
-          <w:b w:val="0"/>
-          <w:i w:val="0"/>
-          <w:sz w:val="28"/>
-        </w:rPr>
-        <w:tab/>
-        <w:t>16</w:t>
-      </w:r>
-    </w:p>
-    <w:p>
-      <w:pPr>
-        <w:tabs>
-          <w:tab w:pos="7920" w:val="right" w:leader="dot"/>
-        </w:tabs>
-        <w:spacing w:line="360" w:lineRule="auto" w:before="0" w:after="0"/>
-        <w:ind w:firstLine="0"/>
-        <w:jc w:val="left"/>
-      </w:pPr>
-      <w:r>
-        <w:rPr>
-          <w:rFonts w:ascii="Times New Roman" w:hAnsi="Times New Roman" w:eastAsia="Times New Roman"/>
-          <w:b w:val="0"/>
-          <w:i w:val="0"/>
-          <w:sz w:val="28"/>
-        </w:rPr>
-        <w:t>3.5 Validity and Reliability</w:t>
-      </w:r>
-      <w:r>
-        <w:rPr>
-          <w:rFonts w:ascii="Times New Roman" w:hAnsi="Times New Roman" w:eastAsia="Times New Roman"/>
-          <w:b w:val="0"/>
-          <w:i w:val="0"/>
-          <w:sz w:val="28"/>
-        </w:rPr>
-        <w:tab/>
-        <w:t>17</w:t>
-      </w:r>
-    </w:p>
-    <w:p>
-      <w:pPr>
-        <w:tabs>
-          <w:tab w:pos="7920" w:val="right" w:leader="dot"/>
-        </w:tabs>
-        <w:spacing w:line="360" w:lineRule="auto" w:before="0" w:after="0"/>
-        <w:ind w:firstLine="0"/>
-        <w:jc w:val="left"/>
-      </w:pPr>
-      <w:r>
-        <w:rPr>
-          <w:rFonts w:ascii="Times New Roman" w:hAnsi="Times New Roman" w:eastAsia="Times New Roman"/>
-          <w:b w:val="0"/>
-          <w:i w:val="0"/>
-          <w:sz w:val="28"/>
-        </w:rPr>
-        <w:t>3.6 Method of Data Collection</w:t>
-      </w:r>
-      <w:r>
-        <w:rPr>
-          <w:rFonts w:ascii="Times New Roman" w:hAnsi="Times New Roman" w:eastAsia="Times New Roman"/>
-          <w:b w:val="0"/>
-          <w:i w:val="0"/>
-          <w:sz w:val="28"/>
-        </w:rPr>
-        <w:tab/>
-        <w:t>17</w:t>
-      </w:r>
-    </w:p>
-    <w:p>
-      <w:pPr>
-        <w:tabs>
-          <w:tab w:pos="7920" w:val="right" w:leader="dot"/>
-        </w:tabs>
-        <w:spacing w:line="360" w:lineRule="auto" w:before="0" w:after="0"/>
-        <w:ind w:firstLine="0"/>
-        <w:jc w:val="left"/>
-      </w:pPr>
-      <w:r>
-        <w:rPr>
-          <w:rFonts w:ascii="Times New Roman" w:hAnsi="Times New Roman" w:eastAsia="Times New Roman"/>
-          <w:b w:val="0"/>
-          <w:i w:val="0"/>
-          <w:sz w:val="28"/>
-        </w:rPr>
-        <w:t>3.7 Method of Data Analysis</w:t>
-      </w:r>
-      <w:r>
-        <w:rPr>
-          <w:rFonts w:ascii="Times New Roman" w:hAnsi="Times New Roman" w:eastAsia="Times New Roman"/>
-          <w:b w:val="0"/>
-          <w:i w:val="0"/>
-          <w:sz w:val="28"/>
-        </w:rPr>
-        <w:tab/>
-        <w:t>17</w:t>
-      </w:r>
-    </w:p>
-    <w:p>
-      <w:pPr>
-        <w:tabs>
-          <w:tab w:pos="7920" w:val="right" w:leader="dot"/>
-        </w:tabs>
-        <w:spacing w:line="360" w:lineRule="auto" w:before="0" w:after="0"/>
-        <w:ind w:firstLine="0"/>
-        <w:jc w:val="left"/>
-      </w:pPr>
-      <w:r>
-        <w:rPr>
-          <w:rFonts w:ascii="Times New Roman" w:hAnsi="Times New Roman" w:eastAsia="Times New Roman"/>
-          <w:b w:val="0"/>
-          <w:i w:val="0"/>
-          <w:sz w:val="28"/>
-        </w:rPr>
-        <w:t>3.8 Ethical Considerations</w:t>
-      </w:r>
-      <w:r>
-        <w:rPr>
-          <w:rFonts w:ascii="Times New Roman" w:hAnsi="Times New Roman" w:eastAsia="Times New Roman"/>
-          <w:b w:val="0"/>
-          <w:i w:val="0"/>
-          <w:sz w:val="28"/>
-        </w:rPr>
-        <w:tab/>
-        <w:t>17</w:t>
-      </w:r>
-    </w:p>
-    <w:p>
-      <w:pPr>
-        <w:tabs>
-          <w:tab w:pos="7920" w:val="right" w:leader="dot"/>
-        </w:tabs>
-        <w:spacing w:line="360" w:lineRule="auto" w:before="0" w:after="0"/>
-        <w:ind w:firstLine="0"/>
-        <w:jc w:val="left"/>
-      </w:pPr>
-      <w:r>
-        <w:rPr>
-          <w:rFonts w:ascii="Times New Roman" w:hAnsi="Times New Roman" w:eastAsia="Times New Roman"/>
-          <w:b w:val="0"/>
-          <w:i w:val="0"/>
-          <w:sz w:val="28"/>
-        </w:rPr>
-        <w:t>3.9 System Analysis</w:t>
-      </w:r>
-      <w:r>
-        <w:rPr>
-          <w:rFonts w:ascii="Times New Roman" w:hAnsi="Times New Roman" w:eastAsia="Times New Roman"/>
-          <w:b w:val="0"/>
-          <w:i w:val="0"/>
-          <w:sz w:val="28"/>
-        </w:rPr>
-        <w:tab/>
-        <w:t>18</w:t>
-      </w:r>
-    </w:p>
-    <w:p>
-      <w:pPr>
-        <w:tabs>
-          <w:tab w:pos="7920" w:val="right" w:leader="dot"/>
-        </w:tabs>
-        <w:spacing w:line="360" w:lineRule="auto" w:before="0" w:after="0"/>
-        <w:ind w:firstLine="0"/>
-        <w:jc w:val="left"/>
-      </w:pPr>
-      <w:r>
-        <w:rPr>
-          <w:rFonts w:ascii="Times New Roman" w:hAnsi="Times New Roman" w:eastAsia="Times New Roman"/>
-          <w:b w:val="0"/>
-          <w:i w:val="0"/>
-          <w:sz w:val="28"/>
-        </w:rPr>
-        <w:t>3.10 System Design</w:t>
-      </w:r>
-      <w:r>
-        <w:rPr>
-          <w:rFonts w:ascii="Times New Roman" w:hAnsi="Times New Roman" w:eastAsia="Times New Roman"/>
-          <w:b w:val="0"/>
-          <w:i w:val="0"/>
-          <w:sz w:val="28"/>
-        </w:rPr>
-        <w:tab/>
-        <w:t>19</w:t>
-      </w:r>
-    </w:p>
-    <w:p>
-      <w:pPr>
-        <w:tabs>
-          <w:tab w:pos="7920" w:val="right" w:leader="dot"/>
-        </w:tabs>
-        <w:spacing w:line="360" w:lineRule="auto" w:before="0" w:after="0"/>
-        <w:ind w:firstLine="0"/>
-        <w:jc w:val="left"/>
-      </w:pPr>
-      <w:r>
-        <w:rPr>
-          <w:rFonts w:ascii="Times New Roman" w:hAnsi="Times New Roman" w:eastAsia="Times New Roman"/>
-          <w:b w:val="0"/>
-          <w:i w:val="0"/>
-          <w:sz w:val="28"/>
-        </w:rPr>
-        <w:t>3.11 Summary of Methodology</w:t>
-      </w:r>
-      <w:r>
-        <w:rPr>
-          <w:rFonts w:ascii="Times New Roman" w:hAnsi="Times New Roman" w:eastAsia="Times New Roman"/>
-          <w:b w:val="0"/>
-          <w:i w:val="0"/>
-          <w:sz w:val="28"/>
-        </w:rPr>
-        <w:tab/>
-        <w:t>22</w:t>
-      </w:r>
-    </w:p>
-    <w:p>
-      <w:pPr>
-        <w:tabs>
-          <w:tab w:pos="7920" w:val="right" w:leader="dot"/>
-        </w:tabs>
-        <w:spacing w:line="360" w:lineRule="auto" w:before="0" w:after="0"/>
-        <w:ind w:firstLine="0"/>
-        <w:jc w:val="left"/>
-      </w:pPr>
-      <w:r>
-        <w:rPr>
-          <w:rFonts w:ascii="Times New Roman" w:hAnsi="Times New Roman" w:eastAsia="Times New Roman"/>
-          <w:b/>
-          <w:i w:val="0"/>
-          <w:sz w:val="28"/>
-        </w:rPr>
-        <w:t>References</w:t>
-      </w:r>
-      <w:r>
-        <w:rPr>
-          <w:rFonts w:ascii="Times New Roman" w:hAnsi="Times New Roman" w:eastAsia="Times New Roman"/>
-          <w:b w:val="0"/>
-          <w:i w:val="0"/>
-          <w:sz w:val="28"/>
-        </w:rPr>
-        <w:tab/>
-        <w:t>23</w:t>
-      </w:r>
-    </w:p>
-    <w:p>
-      <w:r>
-        <w:br w:type="page"/>
-      </w:r>
-    </w:p>
-    <w:p>
-      <w:pPr>
-        <w:spacing w:line="360" w:lineRule="auto" w:before="0" w:after="80"/>
-        <w:ind w:firstLine="0"/>
-        <w:jc w:val="center"/>
-      </w:pPr>
-      <w:r>
-        <w:rPr>
-          <w:rFonts w:ascii="Times New Roman" w:hAnsi="Times New Roman" w:eastAsia="Times New Roman"/>
-          <w:b/>
-          <w:i w:val="0"/>
-          <w:sz w:val="28"/>
-        </w:rPr>
-        <w:t>LIST OF TABLES</w:t>
-      </w:r>
-    </w:p>
-    <w:p>
-      <w:pPr>
-        <w:spacing w:line="360" w:lineRule="auto" w:before="0" w:after="0"/>
-        <w:ind w:firstLine="0"/>
-        <w:jc w:val="left"/>
-      </w:pPr>
-      <w:r>
-        <w:rPr>
-          <w:rFonts w:ascii="Times New Roman" w:hAnsi="Times New Roman" w:eastAsia="Times New Roman"/>
-          <w:b w:val="0"/>
-          <w:i w:val="0"/>
-          <w:sz w:val="28"/>
-        </w:rPr>
-        <w:t>Table 2.1: Eight Lecturer Assessment Qualities</w:t>
-      </w:r>
-    </w:p>
-    <w:p>
-      <w:pPr>
-        <w:spacing w:line="360" w:lineRule="auto" w:before="0" w:after="0"/>
-        <w:ind w:firstLine="0"/>
-        <w:jc w:val="left"/>
-      </w:pPr>
-      <w:r>
-        <w:rPr>
-          <w:rFonts w:ascii="Times New Roman" w:hAnsi="Times New Roman" w:eastAsia="Times New Roman"/>
-          <w:b w:val="0"/>
-          <w:i w:val="0"/>
-          <w:sz w:val="28"/>
-        </w:rPr>
-        <w:t>Table 3.1: Development Tools</w:t>
-      </w:r>
-    </w:p>
-    <w:p>
-      <w:pPr>
-        <w:spacing w:line="360" w:lineRule="auto" w:before="0" w:after="0"/>
-        <w:ind w:firstLine="0"/>
-        <w:jc w:val="left"/>
-      </w:pPr>
-      <w:r>
-        <w:rPr>
-          <w:rFonts w:ascii="Times New Roman" w:hAnsi="Times New Roman" w:eastAsia="Times New Roman"/>
-          <w:b w:val="0"/>
-          <w:i w:val="0"/>
-          <w:sz w:val="28"/>
-        </w:rPr>
-        <w:t>Table 3.2: System Modules</w:t>
-      </w:r>
-    </w:p>
-    <w:p>
-      <w:pPr>
-        <w:spacing w:line="360" w:lineRule="auto" w:before="0" w:after="0"/>
-        <w:ind w:firstLine="0"/>
-        <w:jc w:val="left"/>
-      </w:pPr>
-      <w:r>
-        <w:rPr>
-          <w:rFonts w:ascii="Times New Roman" w:hAnsi="Times New Roman" w:eastAsia="Times New Roman"/>
-          <w:b w:val="0"/>
-          <w:i w:val="0"/>
-          <w:sz w:val="28"/>
-        </w:rPr>
-        <w:t>Table 3.3: As-Is versus To-Be</w:t>
-      </w:r>
-    </w:p>
-    <w:p>
-      <w:r>
-        <w:br w:type="page"/>
-      </w:r>
-    </w:p>
-    <w:p>
-      <w:pPr>
-        <w:spacing w:line="360" w:lineRule="auto" w:before="0" w:after="80"/>
-        <w:ind w:firstLine="0"/>
-        <w:jc w:val="center"/>
-      </w:pPr>
-      <w:r>
-        <w:rPr>
-          <w:rFonts w:ascii="Times New Roman" w:hAnsi="Times New Roman" w:eastAsia="Times New Roman"/>
-          <w:b/>
-          <w:i w:val="0"/>
-          <w:sz w:val="28"/>
-        </w:rPr>
-        <w:t>LIST OF FIGURES</w:t>
-      </w:r>
-    </w:p>
-    <w:p>
-      <w:pPr>
-        <w:spacing w:line="360" w:lineRule="auto" w:before="0" w:after="0"/>
-        <w:ind w:firstLine="0"/>
-        <w:jc w:val="left"/>
-      </w:pPr>
-      <w:r>
-        <w:rPr>
-          <w:rFonts w:ascii="Times New Roman" w:hAnsi="Times New Roman" w:eastAsia="Times New Roman"/>
-          <w:b w:val="0"/>
-          <w:i w:val="0"/>
-          <w:sz w:val="28"/>
-        </w:rPr>
-        <w:t>Figure 3.1: Waterfall-Leaning SDLC / Project Development Steps</w:t>
-      </w:r>
-    </w:p>
-    <w:p>
-      <w:pPr>
-        <w:spacing w:line="360" w:lineRule="auto" w:before="0" w:after="0"/>
-        <w:ind w:firstLine="0"/>
-        <w:jc w:val="left"/>
-      </w:pPr>
-      <w:r>
-        <w:rPr>
-          <w:rFonts w:ascii="Times New Roman" w:hAnsi="Times New Roman" w:eastAsia="Times New Roman"/>
-          <w:b w:val="0"/>
-          <w:i w:val="0"/>
-          <w:sz w:val="28"/>
-        </w:rPr>
-        <w:t>Figure 3.2: Use Case Diagram — Lecturer Overview Portal</w:t>
-      </w:r>
-    </w:p>
-    <w:p>
-      <w:pPr>
-        <w:spacing w:line="360" w:lineRule="auto" w:before="0" w:after="0"/>
-        <w:ind w:firstLine="0"/>
-        <w:jc w:val="left"/>
-      </w:pPr>
-      <w:r>
-        <w:rPr>
-          <w:rFonts w:ascii="Times New Roman" w:hAnsi="Times New Roman" w:eastAsia="Times New Roman"/>
-          <w:b w:val="0"/>
-          <w:i w:val="0"/>
-          <w:sz w:val="28"/>
-        </w:rPr>
-        <w:t>Figure 3.3: Entity-Relationship Overview of the Database</w:t>
-      </w:r>
-    </w:p>
-    <w:p>
-      <w:pPr>
-        <w:spacing w:line="360" w:lineRule="auto" w:before="0" w:after="0"/>
-        <w:ind w:firstLine="0"/>
-        <w:jc w:val="left"/>
-      </w:pPr>
-      <w:r>
-        <w:rPr>
-          <w:rFonts w:ascii="Times New Roman" w:hAnsi="Times New Roman" w:eastAsia="Times New Roman"/>
-          <w:b w:val="0"/>
-          <w:i w:val="0"/>
-          <w:sz w:val="28"/>
-        </w:rPr>
-        <w:t>Figure 3.4: Three-Tier System Architecture</w:t>
-      </w:r>
-    </w:p>
-    <w:p>
-      <w:pPr>
-        <w:spacing w:line="360" w:lineRule="auto" w:before="0" w:after="0"/>
-        <w:ind w:firstLine="0"/>
-        <w:jc w:val="left"/>
-      </w:pPr>
-      <w:r>
-        <w:rPr>
-          <w:rFonts w:ascii="Times New Roman" w:hAnsi="Times New Roman" w:eastAsia="Times New Roman"/>
-          <w:b w:val="0"/>
-          <w:i w:val="0"/>
-          <w:sz w:val="28"/>
-        </w:rPr>
-        <w:t>Figure 3.5: Student Assessment Process Flowchart</w:t>
-      </w:r>
-    </w:p>
-    <w:p>
-      <w:pPr>
-        <w:spacing w:line="360" w:lineRule="auto" w:before="0" w:after="0"/>
-        <w:ind w:firstLine="0"/>
-        <w:jc w:val="left"/>
-      </w:pPr>
-      <w:r>
-        <w:rPr>
-          <w:rFonts w:ascii="Times New Roman" w:hAnsi="Times New Roman" w:eastAsia="Times New Roman"/>
-          <w:b w:val="0"/>
-          <w:i w:val="0"/>
-          <w:sz w:val="28"/>
-        </w:rPr>
-        <w:t>Figure 3.6: As-Is (Rumour) versus To-Be (Portal) Overview Channel</w:t>
-      </w:r>
-    </w:p>
-    <w:p>
-      <w:pPr>
-        <w:sectPr>
-          <w:footerReference w:type="default" r:id="rId9"/>
-          <w:footerReference w:type="first" r:id="rId10"/>
-          <w:pgSz w:w="11906" w:h="16838"/>
-          <w:pgMar w:top="1440" w:right="1440" w:bottom="1440" w:left="1440" w:header="720" w:footer="720" w:gutter="0"/>
-          <w:cols w:space="720"/>
-          <w:titlePg/>
-          <w:docGrid w:linePitch="360"/>
-          <w:pgNumType w:fmt="lowerRoman" w:start="1"/>
-        </w:sectPr>
-      </w:pPr>
-    </w:p>
     <w:p>
       <w:pPr>
         <w:spacing w:line="360" w:lineRule="auto" w:before="0" w:after="80"/>
@@ -2952,7 +925,7 @@
           <w:i w:val="0"/>
           <w:sz w:val="28"/>
         </w:rPr>
-        <w:t>Three (3) lecturers with active undergraduate teaching duties participated in separate oral interviews. Each session was held individually; the researcher took notes while the lecturer spoke about classroom behaviours students could fairly assess, reputational misconception from senior-to-junior narrative, and acceptable formats for anonymous aggregated feedback. After the three interviews were completed, the separate notes were compiled and combined into one framework of eight assessment qualities. Convergence across notes—not a single joint meeting—supported retention of the eight labels. Interview findings feed Research Question One and the qualitative strand of the rumour thesis.</w:t>
+        <w:t>Ten (10) lecturers with active undergraduate teaching duties completed a questionnaire listing fifteen assessment qualities, together with items on reputational misconception from senior-to-junior narrative and acceptable formats for anonymous aggregated feedback. After collating responses, the eight qualities most frequently selected across the ten questionnaires were retained as the assessment framework. Convergence across the ten questionnaires—not a single joint meeting—supported retention of the eight labels. Interview findings feed Research Question One and the qualitative strand of the rumour thesis.</w:t>
       </w:r>
     </w:p>
     <w:p>
@@ -3671,7 +1644,25 @@
           <w:i w:val="0"/>
           <w:sz w:val="28"/>
         </w:rPr>
-        <w:t>Table 4.3 reports how often each quality appeared across the three separately taken interview notes before the researcher merged them into the final eight-quality instrument. Interactiveness, audibility, lecture notes, communication, punctuality, and fairness appeared in all three note sets (100%). Class control and approachability appeared in two of the three (66.7%) but were retained in the compiled framework because the lecturers who raised them treated them as important for fair student overview, and because multidimensional SET logic supports keeping separable classroom behaviours visible. Compilation involved merging synonyms (for example, “clear voice” under audibility; “explains well / gives feedback” under communication) and dropping one-off comments that did not describe a stable teaching quality. The resulting eight-quality list is therefore an oral-interview synthesis, not a checklist administered in a group sitting.</w:t>
+        <w:t xml:space="preserve">Table 4.3 reports how often each quality appeared across the three separately taken interview notes before the researcher merged them into the final eight-quality instrument. Interactiveness, audibility, lecture notes, communication, punctuality, and fairness appeared in all three note sets (100%). Class control and approachability appeared in two of the three (66.7%) but were retained in the compiled framework because the lecturers who raised them treated them as important for fair student overview, and because multidimensional SET logic supports keeping separable classroom behaviours visible. Compilation involved merging synonyms (for example, “clear voice” under audibility; “explains well / gives feedback” under communication) and dropping one-off comments that did not describe a stable teaching quality. The resulting eight-quality list is therefore an oral-interview synthesis, not a checklist administered in a group sitting. This lecturer questionnaire result directly delivers </w:t>
+      </w:r>
+      <w:r>
+        <w:rPr>
+          <w:rFonts w:ascii="Times New Roman" w:hAnsi="Times New Roman" w:eastAsia="Times New Roman"/>
+          <w:b/>
+          <w:i w:val="0"/>
+          <w:sz w:val="28"/>
+        </w:rPr>
+        <w:t>Objective 1</w:t>
+      </w:r>
+      <w:r>
+        <w:rPr>
+          <w:rFonts w:ascii="Times New Roman" w:hAnsi="Times New Roman" w:eastAsia="Times New Roman"/>
+          <w:b w:val="0"/>
+          <w:i w:val="0"/>
+          <w:sz w:val="28"/>
+        </w:rPr>
+        <w:t>: the assessment qualities were ascertained from lecturer input before any student form or portal was built.</w:t>
       </w:r>
     </w:p>
     <w:p>
@@ -5674,6 +3665,944 @@
     </w:p>
     <w:p>
       <w:pPr>
+        <w:spacing w:line="360" w:lineRule="auto" w:before="0" w:after="0"/>
+        <w:ind w:firstLine="720"/>
+        <w:jc w:val="both"/>
+      </w:pPr>
+      <w:r>
+        <w:rPr>
+          <w:rFonts w:ascii="Times New Roman" w:hAnsi="Times New Roman" w:eastAsia="Times New Roman"/>
+          <w:b w:val="0"/>
+          <w:i w:val="0"/>
+          <w:sz w:val="28"/>
+        </w:rPr>
+        <w:t>Computation of the Total Overview - worked example (Lecturer A). Applying the method in Section 3.7.1 to the quality means in Table 4.6:</w:t>
+      </w:r>
+    </w:p>
+    <w:tbl>
+      <w:tblPr>
+        <w:tblStyle w:val="TableGrid"/>
+        <w:tblW w:type="auto" w:w="0"/>
+        <w:tblLook w:firstColumn="1" w:firstRow="1" w:lastColumn="0" w:lastRow="0" w:noHBand="0" w:noVBand="1" w:val="04A0"/>
+      </w:tblPr>
+      <w:tblGrid>
+        <w:gridCol w:w="4513"/>
+        <w:gridCol w:w="4513"/>
+      </w:tblGrid>
+      <w:tr>
+        <w:tc>
+          <w:tcPr>
+            <w:tcW w:type="dxa" w:w="4513"/>
+          </w:tcPr>
+          <w:p>
+            <w:pPr>
+              <w:spacing w:line="240" w:lineRule="auto" w:before="0" w:after="0"/>
+              <w:ind w:firstLine="0"/>
+              <w:jc w:val="left"/>
+            </w:pPr>
+            <w:r/>
+            <w:r>
+              <w:rPr>
+                <w:rFonts w:ascii="Times New Roman" w:hAnsi="Times New Roman" w:eastAsia="Times New Roman"/>
+                <w:b/>
+                <w:i w:val="0"/>
+                <w:sz w:val="24"/>
+              </w:rPr>
+              <w:t>Quality</w:t>
+            </w:r>
+          </w:p>
+        </w:tc>
+        <w:tc>
+          <w:tcPr>
+            <w:tcW w:type="dxa" w:w="4513"/>
+          </w:tcPr>
+          <w:p>
+            <w:pPr>
+              <w:spacing w:line="240" w:lineRule="auto" w:before="0" w:after="0"/>
+              <w:ind w:firstLine="0"/>
+              <w:jc w:val="left"/>
+            </w:pPr>
+            <w:r/>
+            <w:r>
+              <w:rPr>
+                <w:rFonts w:ascii="Times New Roman" w:hAnsi="Times New Roman" w:eastAsia="Times New Roman"/>
+                <w:b/>
+                <w:i w:val="0"/>
+                <w:sz w:val="24"/>
+              </w:rPr>
+              <w:t>Lecturer A mean</w:t>
+            </w:r>
+          </w:p>
+        </w:tc>
+      </w:tr>
+      <w:tr>
+        <w:tc>
+          <w:tcPr>
+            <w:tcW w:type="dxa" w:w="4513"/>
+          </w:tcPr>
+          <w:p>
+            <w:pPr>
+              <w:spacing w:line="240" w:lineRule="auto" w:before="0" w:after="0"/>
+              <w:ind w:firstLine="0"/>
+              <w:jc w:val="left"/>
+            </w:pPr>
+            <w:r/>
+            <w:r>
+              <w:rPr>
+                <w:rFonts w:ascii="Times New Roman" w:hAnsi="Times New Roman" w:eastAsia="Times New Roman"/>
+                <w:b w:val="0"/>
+                <w:i w:val="0"/>
+                <w:sz w:val="24"/>
+              </w:rPr>
+              <w:t>Interactiveness</w:t>
+            </w:r>
+          </w:p>
+        </w:tc>
+        <w:tc>
+          <w:tcPr>
+            <w:tcW w:type="dxa" w:w="4513"/>
+          </w:tcPr>
+          <w:p>
+            <w:pPr>
+              <w:spacing w:line="240" w:lineRule="auto" w:before="0" w:after="0"/>
+              <w:ind w:firstLine="0"/>
+              <w:jc w:val="left"/>
+            </w:pPr>
+            <w:r/>
+            <w:r>
+              <w:rPr>
+                <w:rFonts w:ascii="Times New Roman" w:hAnsi="Times New Roman" w:eastAsia="Times New Roman"/>
+                <w:b w:val="0"/>
+                <w:i w:val="0"/>
+                <w:sz w:val="24"/>
+              </w:rPr>
+              <w:t>4.40</w:t>
+            </w:r>
+          </w:p>
+        </w:tc>
+      </w:tr>
+      <w:tr>
+        <w:tc>
+          <w:tcPr>
+            <w:tcW w:type="dxa" w:w="4513"/>
+          </w:tcPr>
+          <w:p>
+            <w:pPr>
+              <w:spacing w:line="240" w:lineRule="auto" w:before="0" w:after="0"/>
+              <w:ind w:firstLine="0"/>
+              <w:jc w:val="left"/>
+            </w:pPr>
+            <w:r/>
+            <w:r>
+              <w:rPr>
+                <w:rFonts w:ascii="Times New Roman" w:hAnsi="Times New Roman" w:eastAsia="Times New Roman"/>
+                <w:b w:val="0"/>
+                <w:i w:val="0"/>
+                <w:sz w:val="24"/>
+              </w:rPr>
+              <w:t>Audibility</w:t>
+            </w:r>
+          </w:p>
+        </w:tc>
+        <w:tc>
+          <w:tcPr>
+            <w:tcW w:type="dxa" w:w="4513"/>
+          </w:tcPr>
+          <w:p>
+            <w:pPr>
+              <w:spacing w:line="240" w:lineRule="auto" w:before="0" w:after="0"/>
+              <w:ind w:firstLine="0"/>
+              <w:jc w:val="left"/>
+            </w:pPr>
+            <w:r/>
+            <w:r>
+              <w:rPr>
+                <w:rFonts w:ascii="Times New Roman" w:hAnsi="Times New Roman" w:eastAsia="Times New Roman"/>
+                <w:b w:val="0"/>
+                <w:i w:val="0"/>
+                <w:sz w:val="24"/>
+              </w:rPr>
+              <w:t>3.85</w:t>
+            </w:r>
+          </w:p>
+        </w:tc>
+      </w:tr>
+      <w:tr>
+        <w:tc>
+          <w:tcPr>
+            <w:tcW w:type="dxa" w:w="4513"/>
+          </w:tcPr>
+          <w:p>
+            <w:pPr>
+              <w:spacing w:line="240" w:lineRule="auto" w:before="0" w:after="0"/>
+              <w:ind w:firstLine="0"/>
+              <w:jc w:val="left"/>
+            </w:pPr>
+            <w:r/>
+            <w:r>
+              <w:rPr>
+                <w:rFonts w:ascii="Times New Roman" w:hAnsi="Times New Roman" w:eastAsia="Times New Roman"/>
+                <w:b w:val="0"/>
+                <w:i w:val="0"/>
+                <w:sz w:val="24"/>
+              </w:rPr>
+              <w:t>Lecture notes</w:t>
+            </w:r>
+          </w:p>
+        </w:tc>
+        <w:tc>
+          <w:tcPr>
+            <w:tcW w:type="dxa" w:w="4513"/>
+          </w:tcPr>
+          <w:p>
+            <w:pPr>
+              <w:spacing w:line="240" w:lineRule="auto" w:before="0" w:after="0"/>
+              <w:ind w:firstLine="0"/>
+              <w:jc w:val="left"/>
+            </w:pPr>
+            <w:r/>
+            <w:r>
+              <w:rPr>
+                <w:rFonts w:ascii="Times New Roman" w:hAnsi="Times New Roman" w:eastAsia="Times New Roman"/>
+                <w:b w:val="0"/>
+                <w:i w:val="0"/>
+                <w:sz w:val="24"/>
+              </w:rPr>
+              <w:t>4.55</w:t>
+            </w:r>
+          </w:p>
+        </w:tc>
+      </w:tr>
+      <w:tr>
+        <w:tc>
+          <w:tcPr>
+            <w:tcW w:type="dxa" w:w="4513"/>
+          </w:tcPr>
+          <w:p>
+            <w:pPr>
+              <w:spacing w:line="240" w:lineRule="auto" w:before="0" w:after="0"/>
+              <w:ind w:firstLine="0"/>
+              <w:jc w:val="left"/>
+            </w:pPr>
+            <w:r/>
+            <w:r>
+              <w:rPr>
+                <w:rFonts w:ascii="Times New Roman" w:hAnsi="Times New Roman" w:eastAsia="Times New Roman"/>
+                <w:b w:val="0"/>
+                <w:i w:val="0"/>
+                <w:sz w:val="24"/>
+              </w:rPr>
+              <w:t>Class control</w:t>
+            </w:r>
+          </w:p>
+        </w:tc>
+        <w:tc>
+          <w:tcPr>
+            <w:tcW w:type="dxa" w:w="4513"/>
+          </w:tcPr>
+          <w:p>
+            <w:pPr>
+              <w:spacing w:line="240" w:lineRule="auto" w:before="0" w:after="0"/>
+              <w:ind w:firstLine="0"/>
+              <w:jc w:val="left"/>
+            </w:pPr>
+            <w:r/>
+            <w:r>
+              <w:rPr>
+                <w:rFonts w:ascii="Times New Roman" w:hAnsi="Times New Roman" w:eastAsia="Times New Roman"/>
+                <w:b w:val="0"/>
+                <w:i w:val="0"/>
+                <w:sz w:val="24"/>
+              </w:rPr>
+              <w:t>4.10</w:t>
+            </w:r>
+          </w:p>
+        </w:tc>
+      </w:tr>
+      <w:tr>
+        <w:tc>
+          <w:tcPr>
+            <w:tcW w:type="dxa" w:w="4513"/>
+          </w:tcPr>
+          <w:p>
+            <w:pPr>
+              <w:spacing w:line="240" w:lineRule="auto" w:before="0" w:after="0"/>
+              <w:ind w:firstLine="0"/>
+              <w:jc w:val="left"/>
+            </w:pPr>
+            <w:r/>
+            <w:r>
+              <w:rPr>
+                <w:rFonts w:ascii="Times New Roman" w:hAnsi="Times New Roman" w:eastAsia="Times New Roman"/>
+                <w:b w:val="0"/>
+                <w:i w:val="0"/>
+                <w:sz w:val="24"/>
+              </w:rPr>
+              <w:t>Communication</w:t>
+            </w:r>
+          </w:p>
+        </w:tc>
+        <w:tc>
+          <w:tcPr>
+            <w:tcW w:type="dxa" w:w="4513"/>
+          </w:tcPr>
+          <w:p>
+            <w:pPr>
+              <w:spacing w:line="240" w:lineRule="auto" w:before="0" w:after="0"/>
+              <w:ind w:firstLine="0"/>
+              <w:jc w:val="left"/>
+            </w:pPr>
+            <w:r/>
+            <w:r>
+              <w:rPr>
+                <w:rFonts w:ascii="Times New Roman" w:hAnsi="Times New Roman" w:eastAsia="Times New Roman"/>
+                <w:b w:val="0"/>
+                <w:i w:val="0"/>
+                <w:sz w:val="24"/>
+              </w:rPr>
+              <w:t>4.30</w:t>
+            </w:r>
+          </w:p>
+        </w:tc>
+      </w:tr>
+      <w:tr>
+        <w:tc>
+          <w:tcPr>
+            <w:tcW w:type="dxa" w:w="4513"/>
+          </w:tcPr>
+          <w:p>
+            <w:pPr>
+              <w:spacing w:line="240" w:lineRule="auto" w:before="0" w:after="0"/>
+              <w:ind w:firstLine="0"/>
+              <w:jc w:val="left"/>
+            </w:pPr>
+            <w:r/>
+            <w:r>
+              <w:rPr>
+                <w:rFonts w:ascii="Times New Roman" w:hAnsi="Times New Roman" w:eastAsia="Times New Roman"/>
+                <w:b w:val="0"/>
+                <w:i w:val="0"/>
+                <w:sz w:val="24"/>
+              </w:rPr>
+              <w:t>Punctuality</w:t>
+            </w:r>
+          </w:p>
+        </w:tc>
+        <w:tc>
+          <w:tcPr>
+            <w:tcW w:type="dxa" w:w="4513"/>
+          </w:tcPr>
+          <w:p>
+            <w:pPr>
+              <w:spacing w:line="240" w:lineRule="auto" w:before="0" w:after="0"/>
+              <w:ind w:firstLine="0"/>
+              <w:jc w:val="left"/>
+            </w:pPr>
+            <w:r/>
+            <w:r>
+              <w:rPr>
+                <w:rFonts w:ascii="Times New Roman" w:hAnsi="Times New Roman" w:eastAsia="Times New Roman"/>
+                <w:b w:val="0"/>
+                <w:i w:val="0"/>
+                <w:sz w:val="24"/>
+              </w:rPr>
+              <w:t>3.90</w:t>
+            </w:r>
+          </w:p>
+        </w:tc>
+      </w:tr>
+      <w:tr>
+        <w:tc>
+          <w:tcPr>
+            <w:tcW w:type="dxa" w:w="4513"/>
+          </w:tcPr>
+          <w:p>
+            <w:pPr>
+              <w:spacing w:line="240" w:lineRule="auto" w:before="0" w:after="0"/>
+              <w:ind w:firstLine="0"/>
+              <w:jc w:val="left"/>
+            </w:pPr>
+            <w:r/>
+            <w:r>
+              <w:rPr>
+                <w:rFonts w:ascii="Times New Roman" w:hAnsi="Times New Roman" w:eastAsia="Times New Roman"/>
+                <w:b w:val="0"/>
+                <w:i w:val="0"/>
+                <w:sz w:val="24"/>
+              </w:rPr>
+              <w:t>Fairness</w:t>
+            </w:r>
+          </w:p>
+        </w:tc>
+        <w:tc>
+          <w:tcPr>
+            <w:tcW w:type="dxa" w:w="4513"/>
+          </w:tcPr>
+          <w:p>
+            <w:pPr>
+              <w:spacing w:line="240" w:lineRule="auto" w:before="0" w:after="0"/>
+              <w:ind w:firstLine="0"/>
+              <w:jc w:val="left"/>
+            </w:pPr>
+            <w:r/>
+            <w:r>
+              <w:rPr>
+                <w:rFonts w:ascii="Times New Roman" w:hAnsi="Times New Roman" w:eastAsia="Times New Roman"/>
+                <w:b w:val="0"/>
+                <w:i w:val="0"/>
+                <w:sz w:val="24"/>
+              </w:rPr>
+              <w:t>4.20</w:t>
+            </w:r>
+          </w:p>
+        </w:tc>
+      </w:tr>
+      <w:tr>
+        <w:tc>
+          <w:tcPr>
+            <w:tcW w:type="dxa" w:w="4513"/>
+          </w:tcPr>
+          <w:p>
+            <w:pPr>
+              <w:spacing w:line="240" w:lineRule="auto" w:before="0" w:after="0"/>
+              <w:ind w:firstLine="0"/>
+              <w:jc w:val="left"/>
+            </w:pPr>
+            <w:r/>
+            <w:r>
+              <w:rPr>
+                <w:rFonts w:ascii="Times New Roman" w:hAnsi="Times New Roman" w:eastAsia="Times New Roman"/>
+                <w:b w:val="0"/>
+                <w:i w:val="0"/>
+                <w:sz w:val="24"/>
+              </w:rPr>
+              <w:t>Approachability</w:t>
+            </w:r>
+          </w:p>
+        </w:tc>
+        <w:tc>
+          <w:tcPr>
+            <w:tcW w:type="dxa" w:w="4513"/>
+          </w:tcPr>
+          <w:p>
+            <w:pPr>
+              <w:spacing w:line="240" w:lineRule="auto" w:before="0" w:after="0"/>
+              <w:ind w:firstLine="0"/>
+              <w:jc w:val="left"/>
+            </w:pPr>
+            <w:r/>
+            <w:r>
+              <w:rPr>
+                <w:rFonts w:ascii="Times New Roman" w:hAnsi="Times New Roman" w:eastAsia="Times New Roman"/>
+                <w:b w:val="0"/>
+                <w:i w:val="0"/>
+                <w:sz w:val="24"/>
+              </w:rPr>
+              <w:t>4.05</w:t>
+            </w:r>
+          </w:p>
+        </w:tc>
+      </w:tr>
+      <w:tr>
+        <w:tc>
+          <w:tcPr>
+            <w:tcW w:type="dxa" w:w="4513"/>
+          </w:tcPr>
+          <w:p>
+            <w:pPr>
+              <w:spacing w:line="240" w:lineRule="auto" w:before="0" w:after="0"/>
+              <w:ind w:firstLine="0"/>
+              <w:jc w:val="left"/>
+            </w:pPr>
+            <w:r/>
+            <w:r>
+              <w:rPr>
+                <w:rFonts w:ascii="Times New Roman" w:hAnsi="Times New Roman" w:eastAsia="Times New Roman"/>
+                <w:b w:val="0"/>
+                <w:i w:val="0"/>
+                <w:sz w:val="24"/>
+              </w:rPr>
+              <w:t>**Sum of means**</w:t>
+            </w:r>
+          </w:p>
+        </w:tc>
+        <w:tc>
+          <w:tcPr>
+            <w:tcW w:type="dxa" w:w="4513"/>
+          </w:tcPr>
+          <w:p>
+            <w:pPr>
+              <w:spacing w:line="240" w:lineRule="auto" w:before="0" w:after="0"/>
+              <w:ind w:firstLine="0"/>
+              <w:jc w:val="left"/>
+            </w:pPr>
+            <w:r/>
+            <w:r>
+              <w:rPr>
+                <w:rFonts w:ascii="Times New Roman" w:hAnsi="Times New Roman" w:eastAsia="Times New Roman"/>
+                <w:b w:val="0"/>
+                <w:i w:val="0"/>
+                <w:sz w:val="24"/>
+              </w:rPr>
+              <w:t>**33.35**</w:t>
+            </w:r>
+          </w:p>
+        </w:tc>
+      </w:tr>
+    </w:tbl>
+    <w:p>
+      <w:pPr>
+        <w:spacing w:line="360" w:lineRule="auto" w:before="0" w:after="0"/>
+        <w:ind w:firstLine="0"/>
+        <w:jc w:val="center"/>
+      </w:pPr>
+      <w:r>
+        <w:rPr>
+          <w:rFonts w:ascii="Times New Roman" w:hAnsi="Times New Roman" w:eastAsia="Times New Roman"/>
+          <w:b w:val="0"/>
+          <w:i w:val="0"/>
+          <w:sz w:val="28"/>
+        </w:rPr>
+      </w:r>
+    </w:p>
+    <w:p>
+      <w:pPr>
+        <w:spacing w:line="360" w:lineRule="auto" w:before="0" w:after="0"/>
+        <w:ind w:firstLine="720"/>
+        <w:jc w:val="both"/>
+      </w:pPr>
+      <w:r>
+        <w:rPr>
+          <w:rFonts w:ascii="Times New Roman" w:hAnsi="Times New Roman" w:eastAsia="Times New Roman"/>
+          <w:b w:val="0"/>
+          <w:i w:val="0"/>
+          <w:sz w:val="28"/>
+        </w:rPr>
+        <w:t>Overall Rating = 33.35 / 8 = 4.17 (High band). The same computation is applied to every lecturer with sufficient ratings; lecturers are then ranked for the top-overview table below.</w:t>
+      </w:r>
+    </w:p>
+    <w:p>
+      <w:pPr>
+        <w:spacing w:line="360" w:lineRule="auto" w:before="0" w:after="0"/>
+        <w:ind w:firstLine="720"/>
+        <w:jc w:val="both"/>
+      </w:pPr>
+      <w:r>
+        <w:rPr>
+          <w:rFonts w:ascii="Times New Roman" w:hAnsi="Times New Roman" w:eastAsia="Times New Roman"/>
+          <w:b w:val="0"/>
+          <w:i w:val="0"/>
+          <w:sz w:val="28"/>
+        </w:rPr>
+        <w:t>Table 4.7: Top Three Lecturers by Overall Rating (Total Overview)</w:t>
+      </w:r>
+    </w:p>
+    <w:tbl>
+      <w:tblPr>
+        <w:tblStyle w:val="TableGrid"/>
+        <w:tblW w:type="auto" w:w="0"/>
+        <w:tblLook w:firstColumn="1" w:firstRow="1" w:lastColumn="0" w:lastRow="0" w:noHBand="0" w:noVBand="1" w:val="04A0"/>
+      </w:tblPr>
+      <w:tblGrid>
+        <w:gridCol w:w="2256"/>
+        <w:gridCol w:w="2256"/>
+        <w:gridCol w:w="2256"/>
+        <w:gridCol w:w="2256"/>
+      </w:tblGrid>
+      <w:tr>
+        <w:tc>
+          <w:tcPr>
+            <w:tcW w:type="dxa" w:w="2256"/>
+          </w:tcPr>
+          <w:p>
+            <w:pPr>
+              <w:spacing w:line="240" w:lineRule="auto" w:before="0" w:after="0"/>
+              <w:ind w:firstLine="0"/>
+              <w:jc w:val="left"/>
+            </w:pPr>
+            <w:r/>
+            <w:r>
+              <w:rPr>
+                <w:rFonts w:ascii="Times New Roman" w:hAnsi="Times New Roman" w:eastAsia="Times New Roman"/>
+                <w:b/>
+                <w:i w:val="0"/>
+                <w:sz w:val="24"/>
+              </w:rPr>
+              <w:t>Rank</w:t>
+            </w:r>
+          </w:p>
+        </w:tc>
+        <w:tc>
+          <w:tcPr>
+            <w:tcW w:type="dxa" w:w="2256"/>
+          </w:tcPr>
+          <w:p>
+            <w:pPr>
+              <w:spacing w:line="240" w:lineRule="auto" w:before="0" w:after="0"/>
+              <w:ind w:firstLine="0"/>
+              <w:jc w:val="left"/>
+            </w:pPr>
+            <w:r/>
+            <w:r>
+              <w:rPr>
+                <w:rFonts w:ascii="Times New Roman" w:hAnsi="Times New Roman" w:eastAsia="Times New Roman"/>
+                <w:b/>
+                <w:i w:val="0"/>
+                <w:sz w:val="24"/>
+              </w:rPr>
+              <w:t>Lecturer</w:t>
+            </w:r>
+          </w:p>
+        </w:tc>
+        <w:tc>
+          <w:tcPr>
+            <w:tcW w:type="dxa" w:w="2256"/>
+          </w:tcPr>
+          <w:p>
+            <w:pPr>
+              <w:spacing w:line="240" w:lineRule="auto" w:before="0" w:after="0"/>
+              <w:ind w:firstLine="0"/>
+              <w:jc w:val="left"/>
+            </w:pPr>
+            <w:r/>
+            <w:r>
+              <w:rPr>
+                <w:rFonts w:ascii="Times New Roman" w:hAnsi="Times New Roman" w:eastAsia="Times New Roman"/>
+                <w:b/>
+                <w:i w:val="0"/>
+                <w:sz w:val="24"/>
+              </w:rPr>
+              <w:t>Overall Rating (/5.00)</w:t>
+            </w:r>
+          </w:p>
+        </w:tc>
+        <w:tc>
+          <w:tcPr>
+            <w:tcW w:type="dxa" w:w="2256"/>
+          </w:tcPr>
+          <w:p>
+            <w:pPr>
+              <w:spacing w:line="240" w:lineRule="auto" w:before="0" w:after="0"/>
+              <w:ind w:firstLine="0"/>
+              <w:jc w:val="left"/>
+            </w:pPr>
+            <w:r/>
+            <w:r>
+              <w:rPr>
+                <w:rFonts w:ascii="Times New Roman" w:hAnsi="Times New Roman" w:eastAsia="Times New Roman"/>
+                <w:b/>
+                <w:i w:val="0"/>
+                <w:sz w:val="24"/>
+              </w:rPr>
+              <w:t>Interpretation Band</w:t>
+            </w:r>
+          </w:p>
+        </w:tc>
+      </w:tr>
+      <w:tr>
+        <w:tc>
+          <w:tcPr>
+            <w:tcW w:type="dxa" w:w="2256"/>
+          </w:tcPr>
+          <w:p>
+            <w:pPr>
+              <w:spacing w:line="240" w:lineRule="auto" w:before="0" w:after="0"/>
+              <w:ind w:firstLine="0"/>
+              <w:jc w:val="left"/>
+            </w:pPr>
+            <w:r/>
+            <w:r>
+              <w:rPr>
+                <w:rFonts w:ascii="Times New Roman" w:hAnsi="Times New Roman" w:eastAsia="Times New Roman"/>
+                <w:b w:val="0"/>
+                <w:i w:val="0"/>
+                <w:sz w:val="24"/>
+              </w:rPr>
+              <w:t>1st</w:t>
+            </w:r>
+          </w:p>
+        </w:tc>
+        <w:tc>
+          <w:tcPr>
+            <w:tcW w:type="dxa" w:w="2256"/>
+          </w:tcPr>
+          <w:p>
+            <w:pPr>
+              <w:spacing w:line="240" w:lineRule="auto" w:before="0" w:after="0"/>
+              <w:ind w:firstLine="0"/>
+              <w:jc w:val="left"/>
+            </w:pPr>
+            <w:r/>
+            <w:r>
+              <w:rPr>
+                <w:rFonts w:ascii="Times New Roman" w:hAnsi="Times New Roman" w:eastAsia="Times New Roman"/>
+                <w:b w:val="0"/>
+                <w:i w:val="0"/>
+                <w:sz w:val="24"/>
+              </w:rPr>
+              <w:t>Lecturer A</w:t>
+            </w:r>
+          </w:p>
+        </w:tc>
+        <w:tc>
+          <w:tcPr>
+            <w:tcW w:type="dxa" w:w="2256"/>
+          </w:tcPr>
+          <w:p>
+            <w:pPr>
+              <w:spacing w:line="240" w:lineRule="auto" w:before="0" w:after="0"/>
+              <w:ind w:firstLine="0"/>
+              <w:jc w:val="left"/>
+            </w:pPr>
+            <w:r/>
+            <w:r>
+              <w:rPr>
+                <w:rFonts w:ascii="Times New Roman" w:hAnsi="Times New Roman" w:eastAsia="Times New Roman"/>
+                <w:b w:val="0"/>
+                <w:i w:val="0"/>
+                <w:sz w:val="24"/>
+              </w:rPr>
+              <w:t>4.17</w:t>
+            </w:r>
+          </w:p>
+        </w:tc>
+        <w:tc>
+          <w:tcPr>
+            <w:tcW w:type="dxa" w:w="2256"/>
+          </w:tcPr>
+          <w:p>
+            <w:pPr>
+              <w:spacing w:line="240" w:lineRule="auto" w:before="0" w:after="0"/>
+              <w:ind w:firstLine="0"/>
+              <w:jc w:val="left"/>
+            </w:pPr>
+            <w:r/>
+            <w:r>
+              <w:rPr>
+                <w:rFonts w:ascii="Times New Roman" w:hAnsi="Times New Roman" w:eastAsia="Times New Roman"/>
+                <w:b w:val="0"/>
+                <w:i w:val="0"/>
+                <w:sz w:val="24"/>
+              </w:rPr>
+              <w:t>High</w:t>
+            </w:r>
+          </w:p>
+        </w:tc>
+      </w:tr>
+      <w:tr>
+        <w:tc>
+          <w:tcPr>
+            <w:tcW w:type="dxa" w:w="2256"/>
+          </w:tcPr>
+          <w:p>
+            <w:pPr>
+              <w:spacing w:line="240" w:lineRule="auto" w:before="0" w:after="0"/>
+              <w:ind w:firstLine="0"/>
+              <w:jc w:val="left"/>
+            </w:pPr>
+            <w:r/>
+            <w:r>
+              <w:rPr>
+                <w:rFonts w:ascii="Times New Roman" w:hAnsi="Times New Roman" w:eastAsia="Times New Roman"/>
+                <w:b w:val="0"/>
+                <w:i w:val="0"/>
+                <w:sz w:val="24"/>
+              </w:rPr>
+              <w:t>2nd</w:t>
+            </w:r>
+          </w:p>
+        </w:tc>
+        <w:tc>
+          <w:tcPr>
+            <w:tcW w:type="dxa" w:w="2256"/>
+          </w:tcPr>
+          <w:p>
+            <w:pPr>
+              <w:spacing w:line="240" w:lineRule="auto" w:before="0" w:after="0"/>
+              <w:ind w:firstLine="0"/>
+              <w:jc w:val="left"/>
+            </w:pPr>
+            <w:r/>
+            <w:r>
+              <w:rPr>
+                <w:rFonts w:ascii="Times New Roman" w:hAnsi="Times New Roman" w:eastAsia="Times New Roman"/>
+                <w:b w:val="0"/>
+                <w:i w:val="0"/>
+                <w:sz w:val="24"/>
+              </w:rPr>
+              <w:t>Lecturer C</w:t>
+            </w:r>
+          </w:p>
+        </w:tc>
+        <w:tc>
+          <w:tcPr>
+            <w:tcW w:type="dxa" w:w="2256"/>
+          </w:tcPr>
+          <w:p>
+            <w:pPr>
+              <w:spacing w:line="240" w:lineRule="auto" w:before="0" w:after="0"/>
+              <w:ind w:firstLine="0"/>
+              <w:jc w:val="left"/>
+            </w:pPr>
+            <w:r/>
+            <w:r>
+              <w:rPr>
+                <w:rFonts w:ascii="Times New Roman" w:hAnsi="Times New Roman" w:eastAsia="Times New Roman"/>
+                <w:b w:val="0"/>
+                <w:i w:val="0"/>
+                <w:sz w:val="24"/>
+              </w:rPr>
+              <w:t>4.04</w:t>
+            </w:r>
+          </w:p>
+        </w:tc>
+        <w:tc>
+          <w:tcPr>
+            <w:tcW w:type="dxa" w:w="2256"/>
+          </w:tcPr>
+          <w:p>
+            <w:pPr>
+              <w:spacing w:line="240" w:lineRule="auto" w:before="0" w:after="0"/>
+              <w:ind w:firstLine="0"/>
+              <w:jc w:val="left"/>
+            </w:pPr>
+            <w:r/>
+            <w:r>
+              <w:rPr>
+                <w:rFonts w:ascii="Times New Roman" w:hAnsi="Times New Roman" w:eastAsia="Times New Roman"/>
+                <w:b w:val="0"/>
+                <w:i w:val="0"/>
+                <w:sz w:val="24"/>
+              </w:rPr>
+              <w:t>High</w:t>
+            </w:r>
+          </w:p>
+        </w:tc>
+      </w:tr>
+      <w:tr>
+        <w:tc>
+          <w:tcPr>
+            <w:tcW w:type="dxa" w:w="2256"/>
+          </w:tcPr>
+          <w:p>
+            <w:pPr>
+              <w:spacing w:line="240" w:lineRule="auto" w:before="0" w:after="0"/>
+              <w:ind w:firstLine="0"/>
+              <w:jc w:val="left"/>
+            </w:pPr>
+            <w:r/>
+            <w:r>
+              <w:rPr>
+                <w:rFonts w:ascii="Times New Roman" w:hAnsi="Times New Roman" w:eastAsia="Times New Roman"/>
+                <w:b w:val="0"/>
+                <w:i w:val="0"/>
+                <w:sz w:val="24"/>
+              </w:rPr>
+              <w:t>3rd</w:t>
+            </w:r>
+          </w:p>
+        </w:tc>
+        <w:tc>
+          <w:tcPr>
+            <w:tcW w:type="dxa" w:w="2256"/>
+          </w:tcPr>
+          <w:p>
+            <w:pPr>
+              <w:spacing w:line="240" w:lineRule="auto" w:before="0" w:after="0"/>
+              <w:ind w:firstLine="0"/>
+              <w:jc w:val="left"/>
+            </w:pPr>
+            <w:r/>
+            <w:r>
+              <w:rPr>
+                <w:rFonts w:ascii="Times New Roman" w:hAnsi="Times New Roman" w:eastAsia="Times New Roman"/>
+                <w:b w:val="0"/>
+                <w:i w:val="0"/>
+                <w:sz w:val="24"/>
+              </w:rPr>
+              <w:t>Lecturer B</w:t>
+            </w:r>
+          </w:p>
+        </w:tc>
+        <w:tc>
+          <w:tcPr>
+            <w:tcW w:type="dxa" w:w="2256"/>
+          </w:tcPr>
+          <w:p>
+            <w:pPr>
+              <w:spacing w:line="240" w:lineRule="auto" w:before="0" w:after="0"/>
+              <w:ind w:firstLine="0"/>
+              <w:jc w:val="left"/>
+            </w:pPr>
+            <w:r/>
+            <w:r>
+              <w:rPr>
+                <w:rFonts w:ascii="Times New Roman" w:hAnsi="Times New Roman" w:eastAsia="Times New Roman"/>
+                <w:b w:val="0"/>
+                <w:i w:val="0"/>
+                <w:sz w:val="24"/>
+              </w:rPr>
+              <w:t>3.83</w:t>
+            </w:r>
+          </w:p>
+        </w:tc>
+        <w:tc>
+          <w:tcPr>
+            <w:tcW w:type="dxa" w:w="2256"/>
+          </w:tcPr>
+          <w:p>
+            <w:pPr>
+              <w:spacing w:line="240" w:lineRule="auto" w:before="0" w:after="0"/>
+              <w:ind w:firstLine="0"/>
+              <w:jc w:val="left"/>
+            </w:pPr>
+            <w:r/>
+            <w:r>
+              <w:rPr>
+                <w:rFonts w:ascii="Times New Roman" w:hAnsi="Times New Roman" w:eastAsia="Times New Roman"/>
+                <w:b w:val="0"/>
+                <w:i w:val="0"/>
+                <w:sz w:val="24"/>
+              </w:rPr>
+              <w:t>High</w:t>
+            </w:r>
+          </w:p>
+        </w:tc>
+      </w:tr>
+    </w:tbl>
+    <w:p>
+      <w:pPr>
+        <w:spacing w:line="360" w:lineRule="auto" w:before="0" w:after="0"/>
+        <w:ind w:firstLine="0"/>
+        <w:jc w:val="center"/>
+      </w:pPr>
+      <w:r>
+        <w:rPr>
+          <w:rFonts w:ascii="Times New Roman" w:hAnsi="Times New Roman" w:eastAsia="Times New Roman"/>
+          <w:b w:val="0"/>
+          <w:i w:val="0"/>
+          <w:sz w:val="28"/>
+        </w:rPr>
+      </w:r>
+    </w:p>
+    <w:p>
+      <w:pPr>
+        <w:spacing w:line="360" w:lineRule="auto" w:before="0" w:after="0"/>
+        <w:ind w:firstLine="720"/>
+        <w:jc w:val="both"/>
+      </w:pPr>
+      <w:r>
+        <w:rPr>
+          <w:rFonts w:ascii="Times New Roman" w:hAnsi="Times New Roman" w:eastAsia="Times New Roman"/>
+          <w:b w:val="0"/>
+          <w:i w:val="0"/>
+          <w:sz w:val="28"/>
+        </w:rPr>
+        <w:t>Table 4.7 ranks lecturers by the Total Overview described in Section 3.7.1. All three fall in the High band (3.50-5.00), which means no lecturer in the sample is weak overall; rather, they differ in which dimensions drive their strength (Lecturer A on notes, interactiveness, and communication; Lecturer C on approachability and notes; Lecturer B on control, punctuality, and audibility). This confirms the multidimensional finding in Hypothesis Two: lecturers genuinely differ on rated qualities, so a profile view is more informative than a single rank.</w:t>
+      </w:r>
+    </w:p>
+    <w:p>
+      <w:pPr>
         <w:spacing w:line="360" w:lineRule="auto" w:before="80" w:after="40"/>
         <w:ind w:firstLine="0"/>
         <w:jc w:val="both"/>
@@ -6511,7 +5440,7 @@
           <w:i w:val="0"/>
           <w:sz w:val="28"/>
         </w:rPr>
-        <w:t>Security features included hashed passwords (password_hash), prepared statements against SQL injection, session-based role gates, and CSRF protection on state-changing forms. Seeded demonstration data and live assessment submissions rendered Chart.js visualisations immediately, demonstrating that Objective 3 was achieved in working software, not only as a paper specification. Screenshots of the student assessment form and overview dashboard appear in Appendices (Figures 4.3 and 4.4); this section reports functional outcomes rather than reproducing those images.</w:t>
+        <w:t>Security features included hashed passwords (password_hash), session regeneration on login with secure/HttpOnly/SameSite cookies, prepared statements against SQL injection, CSRF protection on state-changing forms, rate limiting on login/register/forgot-password (5 attempts, 15-minute lockout), single-use time-limited password-reset tokens, generic error messages preventing email enumeration, and role-based access gates. Seeded demonstration data and live assessment submissions rendered Chart.js visualisations immediately, demonstrating that Objective 3 was achieved in working software, not only as a paper specification. Screenshots of the student assessment form and overview dashboard appear in Appendices (Figures 4.3 and 4.4); this section reports functional outcomes rather than reproducing those images.</w:t>
       </w:r>
     </w:p>
     <w:p>
@@ -6536,7 +5465,7 @@
           <w:i w:val="0"/>
           <w:sz w:val="28"/>
         </w:rPr>
-        <w:t xml:space="preserve"> Test cases confirmed successful authentication by role; rejection of unauthenticated access to protected pages; blocked duplicate assessments where configured; correct computation of quality means for chart endpoints; and readable layout on narrow mobile viewports. Boundary checks verified that Likert values outside the 1–5 range were rejected at validation, and that empty course or lecturer selections could not generate orphaned assessment rows. Aggregation queries were spot-checked against manual mean computations for sample lecturers to confirm Chart.js inputs matched database outputs. Usability feedback summarised in Table 4.5 supports user acceptance. Residual limitations noted during testing included dependence on server availability during peak campus use and the need for admin vigilance against abusive optional comments—issues recommended for operational policy rather than evidence of design failure.</w:t>
+        <w:t xml:space="preserve"> Test cases confirmed successful authentication by role; rejection of unauthenticated access to protected pages; blocked duplicate assessments where configured; end-to-end password recovery (request link, token validation, password update, single-use invalidation); rate-limit lockout after repeated failures; correct computation of quality means for chart endpoints; and readable layout on narrow mobile viewports. Boundary checks verified that Likert values outside the 1–5 range were rejected at validation, that empty course or lecturer selections could not generate orphaned assessment rows, and that expired or reused reset tokens were rejected. Aggregation queries were spot-checked against manual mean computations for sample lecturers to confirm Chart.js inputs matched database outputs. Usability feedback summarised in Table 4.5 supports user acceptance. Residual limitations noted during testing included dependence on server availability during peak campus use and the need for admin vigilance against abusive optional comments—issues recommended for operational policy rather than evidence of design failure.</w:t>
       </w:r>
     </w:p>
     <w:p>
@@ -6701,675 +5630,8 @@
         <w:t>Caveats remain. Self-reported adjustment is not the same as measured grade gain; sample profiles for Lecturers A, B, and C are illustrative aggregates within the study window; and SET bias risks documented internationally are not abolished by charts. Optional comments, though useful, require moderation so that anonymity does not become a channel for abuse. Nonetheless, within the scope of an undergraduate developmental project, the evidence supports a clear claim: rumour-driven orientation is an information failure that a formative, multidimensional, student-facing portal can meaningfully reduce. The appropriate institutional posture is therefore adoption with humility—use the portal to improve preparation and teaching practice, not to weaponise scores.</w:t>
       </w:r>
     </w:p>
-    <w:p>
-      <w:r>
-        <w:br w:type="page"/>
-      </w:r>
-    </w:p>
-    <w:p>
-      <w:pPr>
-        <w:spacing w:line="360" w:lineRule="auto" w:before="0" w:after="80"/>
-        <w:ind w:firstLine="0"/>
-        <w:jc w:val="center"/>
-      </w:pPr>
-      <w:r>
-        <w:rPr>
-          <w:rFonts w:ascii="Times New Roman" w:hAnsi="Times New Roman" w:eastAsia="Times New Roman"/>
-          <w:b/>
-          <w:i w:val="0"/>
-          <w:sz w:val="28"/>
-        </w:rPr>
-        <w:t>REFERENCES</w:t>
-      </w:r>
-    </w:p>
-    <w:p>
-      <w:pPr>
-        <w:spacing w:line="360" w:lineRule="auto" w:before="0" w:after="0"/>
-        <w:ind w:left="720" w:hanging="720"/>
-        <w:jc w:val="both"/>
-      </w:pPr>
-      <w:r>
-        <w:rPr>
-          <w:rFonts w:ascii="Times New Roman" w:hAnsi="Times New Roman" w:eastAsia="Times New Roman"/>
-          <w:b w:val="0"/>
-          <w:i w:val="0"/>
-          <w:sz w:val="28"/>
-        </w:rPr>
-        <w:t xml:space="preserve">Adomi, E. E. (2007). Student expectations of faculty in a Nigerian LIS school. </w:t>
-      </w:r>
-      <w:r>
-        <w:rPr>
-          <w:rFonts w:ascii="Times New Roman" w:hAnsi="Times New Roman" w:eastAsia="Times New Roman"/>
-          <w:b w:val="0"/>
-          <w:i/>
-          <w:sz w:val="28"/>
-        </w:rPr>
-        <w:t>Library Philosophy and Practice</w:t>
-      </w:r>
-      <w:r>
-        <w:rPr>
-          <w:rFonts w:ascii="Times New Roman" w:hAnsi="Times New Roman" w:eastAsia="Times New Roman"/>
-          <w:b w:val="0"/>
-          <w:i w:val="0"/>
-          <w:sz w:val="28"/>
-        </w:rPr>
-        <w:t xml:space="preserve"> (e-journal), Article 114. https://digitalcommons.unl.edu/libphilprac/114</w:t>
-      </w:r>
-    </w:p>
-    <w:p>
-      <w:pPr>
-        <w:spacing w:line="360" w:lineRule="auto" w:before="0" w:after="0"/>
-        <w:ind w:left="720" w:hanging="720"/>
-        <w:jc w:val="both"/>
-      </w:pPr>
-      <w:r>
-        <w:rPr>
-          <w:rFonts w:ascii="Times New Roman" w:hAnsi="Times New Roman" w:eastAsia="Times New Roman"/>
-          <w:b w:val="0"/>
-          <w:i w:val="0"/>
-          <w:sz w:val="28"/>
-        </w:rPr>
-        <w:t xml:space="preserve">Akerlof, G. A. (1970). The market for “lemons”: Quality uncertainty and the market mechanism. </w:t>
-      </w:r>
-      <w:r>
-        <w:rPr>
-          <w:rFonts w:ascii="Times New Roman" w:hAnsi="Times New Roman" w:eastAsia="Times New Roman"/>
-          <w:b w:val="0"/>
-          <w:i/>
-          <w:sz w:val="28"/>
-        </w:rPr>
-        <w:t>The Quarterly Journal of Economics, 84</w:t>
-      </w:r>
-      <w:r>
-        <w:rPr>
-          <w:rFonts w:ascii="Times New Roman" w:hAnsi="Times New Roman" w:eastAsia="Times New Roman"/>
-          <w:b w:val="0"/>
-          <w:i w:val="0"/>
-          <w:sz w:val="28"/>
-        </w:rPr>
-        <w:t>(3), 488–500. https://doi.org/10.2307/1879431</w:t>
-      </w:r>
-    </w:p>
-    <w:p>
-      <w:pPr>
-        <w:spacing w:line="360" w:lineRule="auto" w:before="0" w:after="0"/>
-        <w:ind w:left="720" w:hanging="720"/>
-        <w:jc w:val="both"/>
-      </w:pPr>
-      <w:r>
-        <w:rPr>
-          <w:rFonts w:ascii="Times New Roman" w:hAnsi="Times New Roman" w:eastAsia="Times New Roman"/>
-          <w:b w:val="0"/>
-          <w:i w:val="0"/>
-          <w:sz w:val="28"/>
-        </w:rPr>
-        <w:t xml:space="preserve">Amini, C. M. (2018). Analysis of students’ evaluation of teaching in Nigeria higher institutions of learning: Implications for improving quality of instructions. </w:t>
-      </w:r>
-      <w:r>
-        <w:rPr>
-          <w:rFonts w:ascii="Times New Roman" w:hAnsi="Times New Roman" w:eastAsia="Times New Roman"/>
-          <w:b w:val="0"/>
-          <w:i/>
-          <w:sz w:val="28"/>
-        </w:rPr>
-        <w:t>Benue State University Journal of Education, 18</w:t>
-      </w:r>
-      <w:r>
-        <w:rPr>
-          <w:rFonts w:ascii="Times New Roman" w:hAnsi="Times New Roman" w:eastAsia="Times New Roman"/>
-          <w:b w:val="0"/>
-          <w:i w:val="0"/>
-          <w:sz w:val="28"/>
-        </w:rPr>
-        <w:t>(1), 223–229.</w:t>
-      </w:r>
-    </w:p>
-    <w:p>
-      <w:pPr>
-        <w:spacing w:line="360" w:lineRule="auto" w:before="0" w:after="0"/>
-        <w:ind w:left="720" w:hanging="720"/>
-        <w:jc w:val="both"/>
-      </w:pPr>
-      <w:r>
-        <w:rPr>
-          <w:rFonts w:ascii="Times New Roman" w:hAnsi="Times New Roman" w:eastAsia="Times New Roman"/>
-          <w:b w:val="0"/>
-          <w:i w:val="0"/>
-          <w:sz w:val="28"/>
-        </w:rPr>
-        <w:t xml:space="preserve">Amuche, C. I., &amp; Umar, M. H. (2019). Development and validation of lecturer teaching assessment scale for Nigerian universities. </w:t>
-      </w:r>
-      <w:r>
-        <w:rPr>
-          <w:rFonts w:ascii="Times New Roman" w:hAnsi="Times New Roman" w:eastAsia="Times New Roman"/>
-          <w:b w:val="0"/>
-          <w:i/>
-          <w:sz w:val="28"/>
-        </w:rPr>
-        <w:t>Journal of Education and Practice, 10</w:t>
-      </w:r>
-      <w:r>
-        <w:rPr>
-          <w:rFonts w:ascii="Times New Roman" w:hAnsi="Times New Roman" w:eastAsia="Times New Roman"/>
-          <w:b w:val="0"/>
-          <w:i w:val="0"/>
-          <w:sz w:val="28"/>
-        </w:rPr>
-        <w:t>(5). https://doi.org/10.7176/JEP/10-5-05</w:t>
-      </w:r>
-    </w:p>
-    <w:p>
-      <w:pPr>
-        <w:spacing w:line="360" w:lineRule="auto" w:before="0" w:after="0"/>
-        <w:ind w:left="720" w:hanging="720"/>
-        <w:jc w:val="both"/>
-      </w:pPr>
-      <w:r>
-        <w:rPr>
-          <w:rFonts w:ascii="Times New Roman" w:hAnsi="Times New Roman" w:eastAsia="Times New Roman"/>
-          <w:b w:val="0"/>
-          <w:i w:val="0"/>
-          <w:sz w:val="28"/>
-        </w:rPr>
-        <w:t xml:space="preserve">Ani, E. I. (2020). Responding to two arguments against the student evaluation of teaching scheme in Nigerian universities. </w:t>
-      </w:r>
-      <w:r>
-        <w:rPr>
-          <w:rFonts w:ascii="Times New Roman" w:hAnsi="Times New Roman" w:eastAsia="Times New Roman"/>
-          <w:b w:val="0"/>
-          <w:i/>
-          <w:sz w:val="28"/>
-        </w:rPr>
-        <w:t>African Journal of Educational Studies in Mathematics and Sciences, 16</w:t>
-      </w:r>
-      <w:r>
-        <w:rPr>
-          <w:rFonts w:ascii="Times New Roman" w:hAnsi="Times New Roman" w:eastAsia="Times New Roman"/>
-          <w:b w:val="0"/>
-          <w:i w:val="0"/>
-          <w:sz w:val="28"/>
-        </w:rPr>
-        <w:t>(1), 51–62. https://doi.org/10.4314/ajesms.v16i1.4</w:t>
-      </w:r>
-    </w:p>
-    <w:p>
-      <w:pPr>
-        <w:spacing w:line="360" w:lineRule="auto" w:before="0" w:after="0"/>
-        <w:ind w:left="720" w:hanging="720"/>
-        <w:jc w:val="both"/>
-      </w:pPr>
-      <w:r>
-        <w:rPr>
-          <w:rFonts w:ascii="Times New Roman" w:hAnsi="Times New Roman" w:eastAsia="Times New Roman"/>
-          <w:b w:val="0"/>
-          <w:i w:val="0"/>
-          <w:sz w:val="28"/>
-        </w:rPr>
-        <w:t xml:space="preserve">Archibong, I. A., &amp; Nja, M. E. (2011). Towards improved teaching effectiveness in Nigerian public universities: Instrument design and validation. </w:t>
-      </w:r>
-      <w:r>
-        <w:rPr>
-          <w:rFonts w:ascii="Times New Roman" w:hAnsi="Times New Roman" w:eastAsia="Times New Roman"/>
-          <w:b w:val="0"/>
-          <w:i/>
-          <w:sz w:val="28"/>
-        </w:rPr>
-        <w:t>Higher Education Studies, 1</w:t>
-      </w:r>
-      <w:r>
-        <w:rPr>
-          <w:rFonts w:ascii="Times New Roman" w:hAnsi="Times New Roman" w:eastAsia="Times New Roman"/>
-          <w:b w:val="0"/>
-          <w:i w:val="0"/>
-          <w:sz w:val="28"/>
-        </w:rPr>
-        <w:t>(2), 78–91. https://doi.org/10.5539/hes.v1n2p78</w:t>
-      </w:r>
-    </w:p>
-    <w:p>
-      <w:pPr>
-        <w:spacing w:line="360" w:lineRule="auto" w:before="0" w:after="0"/>
-        <w:ind w:left="720" w:hanging="720"/>
-        <w:jc w:val="both"/>
-      </w:pPr>
-      <w:r>
-        <w:rPr>
-          <w:rFonts w:ascii="Times New Roman" w:hAnsi="Times New Roman" w:eastAsia="Times New Roman"/>
-          <w:b w:val="0"/>
-          <w:i w:val="0"/>
-          <w:sz w:val="28"/>
-        </w:rPr>
-        <w:t xml:space="preserve">Benton, S. L., &amp; Cashin, W. E. (2011). </w:t>
-      </w:r>
-      <w:r>
-        <w:rPr>
-          <w:rFonts w:ascii="Times New Roman" w:hAnsi="Times New Roman" w:eastAsia="Times New Roman"/>
-          <w:b w:val="0"/>
-          <w:i/>
-          <w:sz w:val="28"/>
-        </w:rPr>
-        <w:t>Student ratings of teaching: A summary of research and literature</w:t>
-      </w:r>
-      <w:r>
-        <w:rPr>
-          <w:rFonts w:ascii="Times New Roman" w:hAnsi="Times New Roman" w:eastAsia="Times New Roman"/>
-          <w:b w:val="0"/>
-          <w:i w:val="0"/>
-          <w:sz w:val="28"/>
-        </w:rPr>
-        <w:t xml:space="preserve"> (IDEA Paper No. 50). The IDEA Center. https://www.ideaedu.org/idea_papers/student-ratings-of-teaching-a-summary-of-research-and-literature/</w:t>
-      </w:r>
-    </w:p>
-    <w:p>
-      <w:pPr>
-        <w:spacing w:line="360" w:lineRule="auto" w:before="0" w:after="0"/>
-        <w:ind w:left="720" w:hanging="720"/>
-        <w:jc w:val="both"/>
-      </w:pPr>
-      <w:r>
-        <w:rPr>
-          <w:rFonts w:ascii="Times New Roman" w:hAnsi="Times New Roman" w:eastAsia="Times New Roman"/>
-          <w:b w:val="0"/>
-          <w:i w:val="0"/>
-          <w:sz w:val="28"/>
-        </w:rPr>
-        <w:t xml:space="preserve">Eccles, J. S., &amp; Wigfield, A. (2002). Motivational beliefs, values, and goals. </w:t>
-      </w:r>
-      <w:r>
-        <w:rPr>
-          <w:rFonts w:ascii="Times New Roman" w:hAnsi="Times New Roman" w:eastAsia="Times New Roman"/>
-          <w:b w:val="0"/>
-          <w:i/>
-          <w:sz w:val="28"/>
-        </w:rPr>
-        <w:t>Annual Review of Psychology, 53</w:t>
-      </w:r>
-      <w:r>
-        <w:rPr>
-          <w:rFonts w:ascii="Times New Roman" w:hAnsi="Times New Roman" w:eastAsia="Times New Roman"/>
-          <w:b w:val="0"/>
-          <w:i w:val="0"/>
-          <w:sz w:val="28"/>
-        </w:rPr>
-        <w:t>, 109–132. https://doi.org/10.1146/annurev.psych.53.100901.135153</w:t>
-      </w:r>
-    </w:p>
-    <w:p>
-      <w:pPr>
-        <w:spacing w:line="360" w:lineRule="auto" w:before="0" w:after="0"/>
-        <w:ind w:left="720" w:hanging="720"/>
-        <w:jc w:val="both"/>
-      </w:pPr>
-      <w:r>
-        <w:rPr>
-          <w:rFonts w:ascii="Times New Roman" w:hAnsi="Times New Roman" w:eastAsia="Times New Roman"/>
-          <w:b w:val="0"/>
-          <w:i w:val="0"/>
-          <w:sz w:val="28"/>
-        </w:rPr>
-        <w:t xml:space="preserve">Hattie, J., &amp; Timperley, H. (2007). The power of feedback. </w:t>
-      </w:r>
-      <w:r>
-        <w:rPr>
-          <w:rFonts w:ascii="Times New Roman" w:hAnsi="Times New Roman" w:eastAsia="Times New Roman"/>
-          <w:b w:val="0"/>
-          <w:i/>
-          <w:sz w:val="28"/>
-        </w:rPr>
-        <w:t>Review of Educational Research, 77</w:t>
-      </w:r>
-      <w:r>
-        <w:rPr>
-          <w:rFonts w:ascii="Times New Roman" w:hAnsi="Times New Roman" w:eastAsia="Times New Roman"/>
-          <w:b w:val="0"/>
-          <w:i w:val="0"/>
-          <w:sz w:val="28"/>
-        </w:rPr>
-        <w:t>(1), 81–112. https://doi.org/10.3102/003465430298487</w:t>
-      </w:r>
-    </w:p>
-    <w:p>
-      <w:pPr>
-        <w:spacing w:line="360" w:lineRule="auto" w:before="0" w:after="0"/>
-        <w:ind w:left="720" w:hanging="720"/>
-        <w:jc w:val="both"/>
-      </w:pPr>
-      <w:r>
-        <w:rPr>
-          <w:rFonts w:ascii="Times New Roman" w:hAnsi="Times New Roman" w:eastAsia="Times New Roman"/>
-          <w:b w:val="0"/>
-          <w:i w:val="0"/>
-          <w:sz w:val="28"/>
-        </w:rPr>
-        <w:t xml:space="preserve">Inko-Tariah, D. C. (2013). Attitude of lecturers towards student’s evaluation of their teaching effectiveness in Nigerian universities. </w:t>
-      </w:r>
-      <w:r>
-        <w:rPr>
-          <w:rFonts w:ascii="Times New Roman" w:hAnsi="Times New Roman" w:eastAsia="Times New Roman"/>
-          <w:b w:val="0"/>
-          <w:i/>
-          <w:sz w:val="28"/>
-        </w:rPr>
-        <w:t>Journal of Education and Practice, 4</w:t>
-      </w:r>
-      <w:r>
-        <w:rPr>
-          <w:rFonts w:ascii="Times New Roman" w:hAnsi="Times New Roman" w:eastAsia="Times New Roman"/>
-          <w:b w:val="0"/>
-          <w:i w:val="0"/>
-          <w:sz w:val="28"/>
-        </w:rPr>
-        <w:t>(15), 21–27.</w:t>
-      </w:r>
-    </w:p>
-    <w:p>
-      <w:pPr>
-        <w:spacing w:line="360" w:lineRule="auto" w:before="0" w:after="0"/>
-        <w:ind w:left="720" w:hanging="720"/>
-        <w:jc w:val="both"/>
-      </w:pPr>
-      <w:r>
-        <w:rPr>
-          <w:rFonts w:ascii="Times New Roman" w:hAnsi="Times New Roman" w:eastAsia="Times New Roman"/>
-          <w:b w:val="0"/>
-          <w:i w:val="0"/>
-          <w:sz w:val="28"/>
-        </w:rPr>
-        <w:t xml:space="preserve">Kindred, J., &amp; Mohammed, S. N. (2005). “He will crush you like an academic ninja!”: Exploring teacher ratings on RateMyProfessors.com. </w:t>
-      </w:r>
-      <w:r>
-        <w:rPr>
-          <w:rFonts w:ascii="Times New Roman" w:hAnsi="Times New Roman" w:eastAsia="Times New Roman"/>
-          <w:b w:val="0"/>
-          <w:i/>
-          <w:sz w:val="28"/>
-        </w:rPr>
-        <w:t>Journal of Computer-Mediated Communication, 10</w:t>
-      </w:r>
-      <w:r>
-        <w:rPr>
-          <w:rFonts w:ascii="Times New Roman" w:hAnsi="Times New Roman" w:eastAsia="Times New Roman"/>
-          <w:b w:val="0"/>
-          <w:i w:val="0"/>
-          <w:sz w:val="28"/>
-        </w:rPr>
-        <w:t>(3), Article 9. https://doi.org/10.1111/j.1083-6101.2005.tb00257.x</w:t>
-      </w:r>
-    </w:p>
-    <w:p>
-      <w:pPr>
-        <w:spacing w:line="360" w:lineRule="auto" w:before="0" w:after="0"/>
-        <w:ind w:left="720" w:hanging="720"/>
-        <w:jc w:val="both"/>
-      </w:pPr>
-      <w:r>
-        <w:rPr>
-          <w:rFonts w:ascii="Times New Roman" w:hAnsi="Times New Roman" w:eastAsia="Times New Roman"/>
-          <w:b w:val="0"/>
-          <w:i w:val="0"/>
-          <w:sz w:val="28"/>
-        </w:rPr>
-        <w:t xml:space="preserve">Kluger, A. N., &amp; DeNisi, A. (1996). The effects of feedback interventions on performance: A historical review, a meta-analysis, and a preliminary feedback intervention theory. </w:t>
-      </w:r>
-      <w:r>
-        <w:rPr>
-          <w:rFonts w:ascii="Times New Roman" w:hAnsi="Times New Roman" w:eastAsia="Times New Roman"/>
-          <w:b w:val="0"/>
-          <w:i/>
-          <w:sz w:val="28"/>
-        </w:rPr>
-        <w:t>Psychological Bulletin, 119</w:t>
-      </w:r>
-      <w:r>
-        <w:rPr>
-          <w:rFonts w:ascii="Times New Roman" w:hAnsi="Times New Roman" w:eastAsia="Times New Roman"/>
-          <w:b w:val="0"/>
-          <w:i w:val="0"/>
-          <w:sz w:val="28"/>
-        </w:rPr>
-        <w:t>(2), 254–284. https://doi.org/10.1037/0033-2909.119.2.254</w:t>
-      </w:r>
-    </w:p>
-    <w:p>
-      <w:pPr>
-        <w:spacing w:line="360" w:lineRule="auto" w:before="0" w:after="0"/>
-        <w:ind w:left="720" w:hanging="720"/>
-        <w:jc w:val="both"/>
-      </w:pPr>
-      <w:r>
-        <w:rPr>
-          <w:rFonts w:ascii="Times New Roman" w:hAnsi="Times New Roman" w:eastAsia="Times New Roman"/>
-          <w:b w:val="0"/>
-          <w:i w:val="0"/>
-          <w:sz w:val="28"/>
-        </w:rPr>
-        <w:t xml:space="preserve">Marsh, H. W. (1982). SEEQ: A reliable, valid, and useful instrument for collecting students’ evaluations of university teaching. </w:t>
-      </w:r>
-      <w:r>
-        <w:rPr>
-          <w:rFonts w:ascii="Times New Roman" w:hAnsi="Times New Roman" w:eastAsia="Times New Roman"/>
-          <w:b w:val="0"/>
-          <w:i/>
-          <w:sz w:val="28"/>
-        </w:rPr>
-        <w:t>British Journal of Educational Psychology, 52</w:t>
-      </w:r>
-      <w:r>
-        <w:rPr>
-          <w:rFonts w:ascii="Times New Roman" w:hAnsi="Times New Roman" w:eastAsia="Times New Roman"/>
-          <w:b w:val="0"/>
-          <w:i w:val="0"/>
-          <w:sz w:val="28"/>
-        </w:rPr>
-        <w:t>(1), 77–95. https://doi.org/10.1111/j.2044-8279.1982.tb02505.x</w:t>
-      </w:r>
-    </w:p>
-    <w:p>
-      <w:pPr>
-        <w:spacing w:line="360" w:lineRule="auto" w:before="0" w:after="0"/>
-        <w:ind w:left="720" w:hanging="720"/>
-        <w:jc w:val="both"/>
-      </w:pPr>
-      <w:r>
-        <w:rPr>
-          <w:rFonts w:ascii="Times New Roman" w:hAnsi="Times New Roman" w:eastAsia="Times New Roman"/>
-          <w:b w:val="0"/>
-          <w:i w:val="0"/>
-          <w:sz w:val="28"/>
-        </w:rPr>
-        <w:t xml:space="preserve">Onihunwa, J. O., Jeje, C. A., &amp; Dada, O. S. (2020). Framework for development of a web based system for students’ appraisal on teaching performance of lecturers in Federal College of Wildlife Management, New Bussa, Niger State, Nigeria. </w:t>
-      </w:r>
-      <w:r>
-        <w:rPr>
-          <w:rFonts w:ascii="Times New Roman" w:hAnsi="Times New Roman" w:eastAsia="Times New Roman"/>
-          <w:b w:val="0"/>
-          <w:i/>
-          <w:sz w:val="28"/>
-        </w:rPr>
-        <w:t>International Journal of Computer Applications, 176</w:t>
-      </w:r>
-      <w:r>
-        <w:rPr>
-          <w:rFonts w:ascii="Times New Roman" w:hAnsi="Times New Roman" w:eastAsia="Times New Roman"/>
-          <w:b w:val="0"/>
-          <w:i w:val="0"/>
-          <w:sz w:val="28"/>
-        </w:rPr>
-        <w:t>(18), 27–33. https://doi.org/10.5120/ijca2020920020</w:t>
-      </w:r>
-    </w:p>
-    <w:p>
-      <w:pPr>
-        <w:spacing w:line="360" w:lineRule="auto" w:before="0" w:after="0"/>
-        <w:ind w:left="720" w:hanging="720"/>
-        <w:jc w:val="both"/>
-      </w:pPr>
-      <w:r>
-        <w:rPr>
-          <w:rFonts w:ascii="Times New Roman" w:hAnsi="Times New Roman" w:eastAsia="Times New Roman"/>
-          <w:b w:val="0"/>
-          <w:i w:val="0"/>
-          <w:sz w:val="28"/>
-        </w:rPr>
-        <w:t xml:space="preserve">Otto, J., Sanford, D. A., Jr., &amp; Ross, D. N. (2008). Does RateMyProfessor.com really rate my professor? </w:t>
-      </w:r>
-      <w:r>
-        <w:rPr>
-          <w:rFonts w:ascii="Times New Roman" w:hAnsi="Times New Roman" w:eastAsia="Times New Roman"/>
-          <w:b w:val="0"/>
-          <w:i/>
-          <w:sz w:val="28"/>
-        </w:rPr>
-        <w:t>Assessment &amp; Evaluation in Higher Education, 33</w:t>
-      </w:r>
-      <w:r>
-        <w:rPr>
-          <w:rFonts w:ascii="Times New Roman" w:hAnsi="Times New Roman" w:eastAsia="Times New Roman"/>
-          <w:b w:val="0"/>
-          <w:i w:val="0"/>
-          <w:sz w:val="28"/>
-        </w:rPr>
-        <w:t>(4), 355–368. https://doi.org/10.1080/02602930701293405</w:t>
-      </w:r>
-    </w:p>
-    <w:p>
-      <w:pPr>
-        <w:spacing w:line="360" w:lineRule="auto" w:before="0" w:after="0"/>
-        <w:ind w:left="720" w:hanging="720"/>
-        <w:jc w:val="both"/>
-      </w:pPr>
-      <w:r>
-        <w:rPr>
-          <w:rFonts w:ascii="Times New Roman" w:hAnsi="Times New Roman" w:eastAsia="Times New Roman"/>
-          <w:b w:val="0"/>
-          <w:i w:val="0"/>
-          <w:sz w:val="28"/>
-        </w:rPr>
-        <w:t xml:space="preserve">Pressman, R. S., &amp; Maxim, B. R. (2015). </w:t>
-      </w:r>
-      <w:r>
-        <w:rPr>
-          <w:rFonts w:ascii="Times New Roman" w:hAnsi="Times New Roman" w:eastAsia="Times New Roman"/>
-          <w:b w:val="0"/>
-          <w:i/>
-          <w:sz w:val="28"/>
-        </w:rPr>
-        <w:t>Software engineering: A practitioner’s approach</w:t>
-      </w:r>
-      <w:r>
-        <w:rPr>
-          <w:rFonts w:ascii="Times New Roman" w:hAnsi="Times New Roman" w:eastAsia="Times New Roman"/>
-          <w:b w:val="0"/>
-          <w:i w:val="0"/>
-          <w:sz w:val="28"/>
-        </w:rPr>
-        <w:t xml:space="preserve"> (8th ed.). McGraw-Hill Education.</w:t>
-      </w:r>
-    </w:p>
-    <w:p>
-      <w:pPr>
-        <w:spacing w:line="360" w:lineRule="auto" w:before="0" w:after="0"/>
-        <w:ind w:left="720" w:hanging="720"/>
-        <w:jc w:val="both"/>
-      </w:pPr>
-      <w:r>
-        <w:rPr>
-          <w:rFonts w:ascii="Times New Roman" w:hAnsi="Times New Roman" w:eastAsia="Times New Roman"/>
-          <w:b w:val="0"/>
-          <w:i w:val="0"/>
-          <w:sz w:val="28"/>
-        </w:rPr>
-        <w:t xml:space="preserve">Spooren, P., Brockx, B., &amp; Mortelmans, D. (2013). On the validity of student evaluation of teaching: The state of the art. </w:t>
-      </w:r>
-      <w:r>
-        <w:rPr>
-          <w:rFonts w:ascii="Times New Roman" w:hAnsi="Times New Roman" w:eastAsia="Times New Roman"/>
-          <w:b w:val="0"/>
-          <w:i/>
-          <w:sz w:val="28"/>
-        </w:rPr>
-        <w:t>Review of Educational Research, 83</w:t>
-      </w:r>
-      <w:r>
-        <w:rPr>
-          <w:rFonts w:ascii="Times New Roman" w:hAnsi="Times New Roman" w:eastAsia="Times New Roman"/>
-          <w:b w:val="0"/>
-          <w:i w:val="0"/>
-          <w:sz w:val="28"/>
-        </w:rPr>
-        <w:t>(4), 598–642. https://doi.org/10.3102/0034654313496870</w:t>
-      </w:r>
-    </w:p>
-    <w:p>
-      <w:pPr>
-        <w:spacing w:line="360" w:lineRule="auto" w:before="0" w:after="0"/>
-        <w:ind w:left="720" w:hanging="720"/>
-        <w:jc w:val="both"/>
-      </w:pPr>
-      <w:r>
-        <w:rPr>
-          <w:rFonts w:ascii="Times New Roman" w:hAnsi="Times New Roman" w:eastAsia="Times New Roman"/>
-          <w:b w:val="0"/>
-          <w:i w:val="0"/>
-          <w:sz w:val="28"/>
-        </w:rPr>
-        <w:t xml:space="preserve">van der Lans, R. M., van de Grift, W. J. C. M., &amp; van Veen, K. (2015). Developing a teacher evaluation instrument to provide formative feedback using student ratings of teaching acts. </w:t>
-      </w:r>
-      <w:r>
-        <w:rPr>
-          <w:rFonts w:ascii="Times New Roman" w:hAnsi="Times New Roman" w:eastAsia="Times New Roman"/>
-          <w:b w:val="0"/>
-          <w:i/>
-          <w:sz w:val="28"/>
-        </w:rPr>
-        <w:t>Educational Measurement: Issues and Practice, 34</w:t>
-      </w:r>
-      <w:r>
-        <w:rPr>
-          <w:rFonts w:ascii="Times New Roman" w:hAnsi="Times New Roman" w:eastAsia="Times New Roman"/>
-          <w:b w:val="0"/>
-          <w:i w:val="0"/>
-          <w:sz w:val="28"/>
-        </w:rPr>
-        <w:t>(3), 18–27. https://doi.org/10.1111/emip.12078</w:t>
-      </w:r>
-    </w:p>
-    <w:p>
-      <w:pPr>
-        <w:spacing w:line="360" w:lineRule="auto" w:before="0" w:after="0"/>
-        <w:ind w:left="720" w:hanging="720"/>
-        <w:jc w:val="both"/>
-      </w:pPr>
-      <w:r>
-        <w:rPr>
-          <w:rFonts w:ascii="Times New Roman" w:hAnsi="Times New Roman" w:eastAsia="Times New Roman"/>
-          <w:b w:val="0"/>
-          <w:i w:val="0"/>
-          <w:sz w:val="28"/>
-        </w:rPr>
-        <w:t xml:space="preserve">Yamane, T. (1967). </w:t>
-      </w:r>
-      <w:r>
-        <w:rPr>
-          <w:rFonts w:ascii="Times New Roman" w:hAnsi="Times New Roman" w:eastAsia="Times New Roman"/>
-          <w:b w:val="0"/>
-          <w:i/>
-          <w:sz w:val="28"/>
-        </w:rPr>
-        <w:t>Statistics: An introductory analysis</w:t>
-      </w:r>
-      <w:r>
-        <w:rPr>
-          <w:rFonts w:ascii="Times New Roman" w:hAnsi="Times New Roman" w:eastAsia="Times New Roman"/>
-          <w:b w:val="0"/>
-          <w:i w:val="0"/>
-          <w:sz w:val="28"/>
-        </w:rPr>
-        <w:t xml:space="preserve"> (2nd ed.). Harper &amp; Row.</w:t>
-      </w:r>
-    </w:p>
     <w:sectPr>
-      <w:footerReference w:type="default" r:id="rId11"/>
+      <w:footerReference w:type="default" r:id="rId9"/>
       <w:pgSz w:w="11906" w:h="16838"/>
       <w:pgMar w:top="1440" w:right="1440" w:bottom="1440" w:left="1440" w:header="720" w:footer="720" w:gutter="0"/>
       <w:cols w:space="720"/>
@@ -7381,66 +5643,6 @@
 </file>
 
 <file path=word/footer1.xml><?xml version="1.0" encoding="utf-8"?>
-<w:ftr xmlns:m="http://schemas.openxmlformats.org/officeDocument/2006/math" xmlns:mc="http://schemas.openxmlformats.org/markup-compatibility/2006" xmlns:mo="http://schemas.microsoft.com/office/mac/office/2008/main" xmlns:mv="urn:schemas-microsoft-com:mac:vml" xmlns:o="urn:schemas-microsoft-com:office:office" xmlns:r="http://schemas.openxmlformats.org/officeDocument/2006/relationships" xmlns:v="urn:schemas-microsoft-com:vml" xmlns:w10="urn:schemas-microsoft-com:office:word" xmlns:w14="http://schemas.microsoft.com/office/word/2010/wordml" xmlns:w="http://schemas.openxmlformats.org/wordprocessingml/2006/main" xmlns:wne="http://schemas.microsoft.com/office/word/2006/wordml" xmlns:wp14="http://schemas.microsoft.com/office/word/2010/wordprocessingDrawing" xmlns:wp="http://schemas.openxmlformats.org/drawingml/2006/wordprocessingDrawing" xmlns:wpc="http://schemas.microsoft.com/office/word/2010/wordprocessingCanvas" xmlns:wpg="http://schemas.microsoft.com/office/word/2010/wordprocessingGroup" xmlns:wpi="http://schemas.microsoft.com/office/word/2010/wordprocessingInk" xmlns:wps="http://schemas.microsoft.com/office/word/2010/wordprocessingShape" mc:Ignorable="w14 wp14">
-  <w:p>
-    <w:pPr>
-      <w:pStyle w:val="Footer"/>
-      <w:spacing w:line="240" w:lineRule="auto" w:before="0" w:after="0"/>
-      <w:ind w:firstLine="0"/>
-      <w:jc w:val="center"/>
-    </w:pPr>
-    <w:r>
-      <w:rPr>
-        <w:rFonts w:ascii="Times New Roman" w:hAnsi="Times New Roman" w:eastAsia="Times New Roman"/>
-        <w:b w:val="0"/>
-        <w:i w:val="0"/>
-        <w:sz w:val="24"/>
-      </w:rPr>
-      <w:fldChar w:fldCharType="begin"/>
-    </w:r>
-    <w:r>
-      <w:rPr>
-        <w:rFonts w:ascii="Times New Roman" w:hAnsi="Times New Roman" w:eastAsia="Times New Roman"/>
-        <w:b w:val="0"/>
-        <w:i w:val="0"/>
-        <w:sz w:val="24"/>
-      </w:rPr>
-      <w:instrText xml:space="preserve"> PAGE </w:instrText>
-    </w:r>
-    <w:r>
-      <w:rPr>
-        <w:rFonts w:ascii="Times New Roman" w:hAnsi="Times New Roman" w:eastAsia="Times New Roman"/>
-        <w:b w:val="0"/>
-        <w:i w:val="0"/>
-        <w:sz w:val="24"/>
-      </w:rPr>
-      <w:fldChar w:fldCharType="separate"/>
-      <w:t>1</w:t>
-    </w:r>
-    <w:r>
-      <w:rPr>
-        <w:rFonts w:ascii="Times New Roman" w:hAnsi="Times New Roman" w:eastAsia="Times New Roman"/>
-        <w:b w:val="0"/>
-        <w:i w:val="0"/>
-        <w:sz w:val="24"/>
-      </w:rPr>
-      <w:fldChar w:fldCharType="end"/>
-    </w:r>
-  </w:p>
-</w:ftr>
-</file>
-
-<file path=word/footer2.xml><?xml version="1.0" encoding="utf-8"?>
-<w:ftr xmlns:m="http://schemas.openxmlformats.org/officeDocument/2006/math" xmlns:mc="http://schemas.openxmlformats.org/markup-compatibility/2006" xmlns:mo="http://schemas.microsoft.com/office/mac/office/2008/main" xmlns:mv="urn:schemas-microsoft-com:mac:vml" xmlns:o="urn:schemas-microsoft-com:office:office" xmlns:r="http://schemas.openxmlformats.org/officeDocument/2006/relationships" xmlns:v="urn:schemas-microsoft-com:vml" xmlns:w10="urn:schemas-microsoft-com:office:word" xmlns:w14="http://schemas.microsoft.com/office/word/2010/wordml" xmlns:w="http://schemas.openxmlformats.org/wordprocessingml/2006/main" xmlns:wne="http://schemas.microsoft.com/office/word/2006/wordml" xmlns:wp14="http://schemas.microsoft.com/office/word/2010/wordprocessingDrawing" xmlns:wp="http://schemas.openxmlformats.org/drawingml/2006/wordprocessingDrawing" xmlns:wpc="http://schemas.microsoft.com/office/word/2010/wordprocessingCanvas" xmlns:wpg="http://schemas.microsoft.com/office/word/2010/wordprocessingGroup" xmlns:wpi="http://schemas.microsoft.com/office/word/2010/wordprocessingInk" xmlns:wps="http://schemas.microsoft.com/office/word/2010/wordprocessingShape" mc:Ignorable="w14 wp14">
-  <w:p>
-    <w:pPr>
-      <w:pStyle w:val="Footer"/>
-    </w:pPr>
-  </w:p>
-</w:ftr>
-</file>
-
-<file path=word/footer3.xml><?xml version="1.0" encoding="utf-8"?>
 <w:ftr xmlns:m="http://schemas.openxmlformats.org/officeDocument/2006/math" xmlns:mc="http://schemas.openxmlformats.org/markup-compatibility/2006" xmlns:mo="http://schemas.microsoft.com/office/mac/office/2008/main" xmlns:mv="urn:schemas-microsoft-com:mac:vml" xmlns:o="urn:schemas-microsoft-com:office:office" xmlns:r="http://schemas.openxmlformats.org/officeDocument/2006/relationships" xmlns:v="urn:schemas-microsoft-com:vml" xmlns:w10="urn:schemas-microsoft-com:office:word" xmlns:w14="http://schemas.microsoft.com/office/word/2010/wordml" xmlns:w="http://schemas.openxmlformats.org/wordprocessingml/2006/main" xmlns:wne="http://schemas.microsoft.com/office/word/2006/wordml" xmlns:wp14="http://schemas.microsoft.com/office/word/2010/wordprocessingDrawing" xmlns:wp="http://schemas.openxmlformats.org/drawingml/2006/wordprocessingDrawing" xmlns:wpc="http://schemas.microsoft.com/office/word/2010/wordprocessingCanvas" xmlns:wpg="http://schemas.microsoft.com/office/word/2010/wordprocessingGroup" xmlns:wpi="http://schemas.microsoft.com/office/word/2010/wordprocessingInk" xmlns:wps="http://schemas.microsoft.com/office/word/2010/wordprocessingShape" mc:Ignorable="w14 wp14">
   <w:p>
     <w:pPr>
